--- a/assets/parwinder-bhagat.docx
+++ b/assets/parwinder-bhagat.docx
@@ -4,171 +4,134 @@
   <w:body>
     <w:p>
       <w:pPr>
-        <w:outlineLvl w:val="0"/>
-        <w:rPr>
-          <w:rFonts w:ascii="Times New Roman" w:eastAsia="Times New Roman" w:hAnsi="Times New Roman" w:cs="Times New Roman"/>
-          <w:b/>
-          <w:bCs/>
-          <w:kern w:val="36"/>
-          <w:sz w:val="48"/>
-          <w:szCs w:val="48"/>
-        </w:rPr>
-      </w:pPr>
-      <w:r>
-        <w:rPr>
-          <w:rFonts w:ascii="Times New Roman" w:eastAsia="Times New Roman" w:hAnsi="Times New Roman" w:cs="Times New Roman"/>
-          <w:b/>
-          <w:bCs/>
-          <w:kern w:val="36"/>
-          <w:sz w:val="48"/>
-          <w:szCs w:val="48"/>
-        </w:rPr>
+        <w:pStyle w:val="Heading1"/>
+        <w:spacing w:before="0" w:beforeAutospacing="0" w:after="0" w:afterAutospacing="0"/>
+      </w:pPr>
+      <w:r>
         <w:t>Parwinder Bhagat</w:t>
       </w:r>
     </w:p>
     <w:p>
       <w:pPr>
-        <w:spacing w:after="75" w:line="300" w:lineRule="atLeast"/>
-        <w:outlineLvl w:val="2"/>
-        <w:rPr>
-          <w:rFonts w:ascii="Times New Roman" w:eastAsia="Times New Roman" w:hAnsi="Times New Roman" w:cs="Times New Roman"/>
-          <w:sz w:val="27"/>
-          <w:szCs w:val="27"/>
-        </w:rPr>
-      </w:pPr>
-      <w:r>
-        <w:rPr>
-          <w:rFonts w:ascii="Times New Roman" w:eastAsia="Times New Roman" w:hAnsi="Times New Roman" w:cs="Times New Roman"/>
-          <w:sz w:val="27"/>
-          <w:szCs w:val="27"/>
+        <w:pStyle w:val="Heading3"/>
+        <w:spacing w:before="0" w:beforeAutospacing="0" w:after="75" w:afterAutospacing="0" w:line="300" w:lineRule="atLeast"/>
+        <w:rPr>
+          <w:b w:val="0"/>
+          <w:bCs w:val="0"/>
+        </w:rPr>
+      </w:pPr>
+      <w:r>
+        <w:rPr>
+          <w:b w:val="0"/>
+          <w:bCs w:val="0"/>
         </w:rPr>
         <w:t>Senior Digital Architect</w:t>
       </w:r>
     </w:p>
     <w:p>
-      <w:pPr>
-        <w:rPr>
-          <w:rFonts w:ascii="Times New Roman" w:eastAsia="Times New Roman" w:hAnsi="Times New Roman" w:cs="Times New Roman"/>
-        </w:rPr>
-      </w:pPr>
       <w:hyperlink r:id="rId5" w:history="1">
         <w:r>
           <w:rPr>
-            <w:rFonts w:ascii="Times New Roman" w:eastAsia="Times New Roman" w:hAnsi="Times New Roman" w:cs="Times New Roman"/>
+            <w:rStyle w:val="Hyperlink"/>
             <w:color w:val="666666"/>
             <w:sz w:val="18"/>
             <w:szCs w:val="18"/>
-            <w:u w:val="single"/>
           </w:rPr>
           <w:t>contact@bhagat.me</w:t>
         </w:r>
       </w:hyperlink>
-    </w:p>
-    <w:p>
-      <w:pPr>
-        <w:rPr>
-          <w:rFonts w:ascii="Times New Roman" w:eastAsia="Times New Roman" w:hAnsi="Times New Roman" w:cs="Times New Roman"/>
-        </w:rPr>
-      </w:pPr>
       <w:hyperlink r:id="rId6" w:history="1">
         <w:r>
           <w:rPr>
-            <w:rFonts w:ascii="Times New Roman" w:eastAsia="Times New Roman" w:hAnsi="Times New Roman" w:cs="Times New Roman"/>
+            <w:rStyle w:val="Hyperlink"/>
             <w:color w:val="666666"/>
             <w:sz w:val="18"/>
             <w:szCs w:val="18"/>
-            <w:u w:val="single"/>
           </w:rPr>
           <w:t>312.350.2425</w:t>
         </w:r>
       </w:hyperlink>
-    </w:p>
-    <w:p>
-      <w:pPr>
-        <w:spacing w:after="225"/>
-        <w:outlineLvl w:val="1"/>
-        <w:rPr>
-          <w:rFonts w:ascii="Times New Roman" w:eastAsia="Times New Roman" w:hAnsi="Times New Roman" w:cs="Times New Roman"/>
-          <w:b/>
-          <w:bCs/>
+      <w:hyperlink r:id="rId7" w:history="1">
+        <w:r>
+          <w:rPr>
+            <w:rStyle w:val="Hyperlink"/>
+            <w:b/>
+            <w:bCs/>
+            <w:color w:val="666666"/>
+            <w:sz w:val="18"/>
+            <w:szCs w:val="18"/>
+          </w:rPr>
+          <w:t>blog</w:t>
+        </w:r>
+      </w:hyperlink>
+    </w:p>
+    <w:p>
+      <w:pPr>
+        <w:pStyle w:val="Heading2"/>
+        <w:spacing w:before="0" w:beforeAutospacing="0" w:after="225" w:afterAutospacing="0"/>
+        <w:rPr>
           <w:caps/>
           <w:color w:val="EB6E80"/>
-          <w:sz w:val="36"/>
-          <w:szCs w:val="36"/>
-        </w:rPr>
-      </w:pPr>
-    </w:p>
-    <w:p>
-      <w:pPr>
-        <w:spacing w:after="225"/>
-        <w:outlineLvl w:val="1"/>
-        <w:rPr>
-          <w:rFonts w:ascii="Times New Roman" w:eastAsia="Times New Roman" w:hAnsi="Times New Roman" w:cs="Times New Roman"/>
-          <w:b/>
-          <w:bCs/>
+        </w:rPr>
+      </w:pPr>
+    </w:p>
+    <w:p>
+      <w:pPr>
+        <w:pStyle w:val="Heading2"/>
+        <w:spacing w:before="0" w:beforeAutospacing="0" w:after="225" w:afterAutospacing="0"/>
+        <w:rPr>
           <w:caps/>
           <w:color w:val="EB6E80"/>
-          <w:sz w:val="36"/>
-          <w:szCs w:val="36"/>
-        </w:rPr>
-      </w:pPr>
-      <w:r>
-        <w:rPr>
-          <w:rFonts w:ascii="Times New Roman" w:eastAsia="Times New Roman" w:hAnsi="Times New Roman" w:cs="Times New Roman"/>
-          <w:b/>
-          <w:bCs/>
+        </w:rPr>
+      </w:pPr>
+      <w:r>
+        <w:rPr>
           <w:caps/>
           <w:color w:val="EB6E80"/>
-          <w:sz w:val="36"/>
-          <w:szCs w:val="36"/>
         </w:rPr>
         <w:t>EXPERIENCE</w:t>
       </w:r>
     </w:p>
     <w:p>
-      <w:pPr>
-        <w:rPr>
-          <w:rFonts w:ascii="Times New Roman" w:eastAsia="Times New Roman" w:hAnsi="Times New Roman" w:cs="Times New Roman"/>
-        </w:rPr>
-      </w:pPr>
-      <w:r>
-        <w:rPr>
-          <w:rFonts w:ascii="Times New Roman" w:eastAsia="Times New Roman" w:hAnsi="Times New Roman" w:cs="Times New Roman"/>
+      <w:r>
+        <w:rPr>
+          <w:rStyle w:val="date"/>
         </w:rPr>
         <w:t>June 2021 - Present</w:t>
       </w:r>
     </w:p>
     <w:p>
       <w:pPr>
-        <w:spacing w:line="300" w:lineRule="atLeast"/>
-        <w:outlineLvl w:val="2"/>
-        <w:rPr>
-          <w:rFonts w:ascii="Times New Roman" w:eastAsia="Times New Roman" w:hAnsi="Times New Roman" w:cs="Times New Roman"/>
+        <w:pStyle w:val="Heading3"/>
+        <w:spacing w:before="0" w:beforeAutospacing="0" w:after="0" w:afterAutospacing="0" w:line="300" w:lineRule="atLeast"/>
+        <w:rPr>
+          <w:b w:val="0"/>
+          <w:bCs w:val="0"/>
           <w:color w:val="EB6E80"/>
-          <w:sz w:val="27"/>
-          <w:szCs w:val="27"/>
-        </w:rPr>
-      </w:pPr>
-      <w:r>
-        <w:rPr>
-          <w:rFonts w:ascii="Times New Roman" w:eastAsia="Times New Roman" w:hAnsi="Times New Roman" w:cs="Times New Roman"/>
+        </w:rPr>
+      </w:pPr>
+      <w:r>
+        <w:rPr>
+          <w:b w:val="0"/>
+          <w:bCs w:val="0"/>
           <w:color w:val="EB6E80"/>
-          <w:sz w:val="27"/>
-          <w:szCs w:val="27"/>
         </w:rPr>
         <w:t>CVS Health</w:t>
       </w:r>
     </w:p>
     <w:p>
       <w:pPr>
-        <w:outlineLvl w:val="3"/>
-        <w:rPr>
-          <w:rFonts w:ascii="Times New Roman" w:eastAsia="Times New Roman" w:hAnsi="Times New Roman" w:cs="Times New Roman"/>
-        </w:rPr>
-      </w:pPr>
-      <w:r>
-        <w:rPr>
-          <w:rFonts w:ascii="Times New Roman" w:eastAsia="Times New Roman" w:hAnsi="Times New Roman" w:cs="Times New Roman"/>
+        <w:pStyle w:val="Heading4"/>
+        <w:spacing w:before="0" w:beforeAutospacing="0" w:after="0" w:afterAutospacing="0"/>
+        <w:rPr>
+          <w:b w:val="0"/>
+          <w:bCs w:val="0"/>
+        </w:rPr>
+      </w:pPr>
+      <w:r>
+        <w:rPr>
+          <w:b w:val="0"/>
+          <w:bCs w:val="0"/>
         </w:rPr>
         <w:t>Senior Digital Architect</w:t>
       </w:r>
@@ -177,102 +140,95 @@
       <w:pPr>
         <w:numPr>
           <w:ilvl w:val="0"/>
-          <w:numId w:val="1"/>
+          <w:numId w:val="4"/>
         </w:numPr>
         <w:spacing w:before="100" w:beforeAutospacing="1" w:after="100" w:afterAutospacing="1" w:line="360" w:lineRule="atLeast"/>
-        <w:rPr>
-          <w:rFonts w:ascii="Times New Roman" w:eastAsia="Times New Roman" w:hAnsi="Times New Roman" w:cs="Times New Roman"/>
-        </w:rPr>
-      </w:pPr>
-      <w:r>
-        <w:rPr>
-          <w:rFonts w:ascii="Times New Roman" w:eastAsia="Times New Roman" w:hAnsi="Times New Roman" w:cs="Times New Roman"/>
-        </w:rPr>
-        <w:t>Hired as a Senior Advisor for Health 4 Life. We build care.cvs.com to help our customers in simplifying care, from finding the right care to accessing health records.</w:t>
+      </w:pPr>
+      <w:r>
+        <w:t xml:space="preserve">Hired as a Senior Advisor for Health 4 Life. We built care.cvs.com to help our customers </w:t>
+      </w:r>
+      <w:r>
+        <w:t>simplify</w:t>
+      </w:r>
+      <w:r>
+        <w:t xml:space="preserve"> care, from finding the </w:t>
+      </w:r>
+      <w:r>
+        <w:t>proper</w:t>
+      </w:r>
+      <w:r>
+        <w:t xml:space="preserve"> care to accessing health records.</w:t>
       </w:r>
     </w:p>
     <w:p>
       <w:pPr>
         <w:numPr>
           <w:ilvl w:val="0"/>
-          <w:numId w:val="1"/>
+          <w:numId w:val="4"/>
         </w:numPr>
         <w:spacing w:before="100" w:beforeAutospacing="1" w:after="100" w:afterAutospacing="1" w:line="360" w:lineRule="atLeast"/>
-        <w:rPr>
-          <w:rFonts w:ascii="Times New Roman" w:eastAsia="Times New Roman" w:hAnsi="Times New Roman" w:cs="Times New Roman"/>
-        </w:rPr>
-      </w:pPr>
-      <w:r>
-        <w:rPr>
-          <w:rFonts w:ascii="Times New Roman" w:eastAsia="Times New Roman" w:hAnsi="Times New Roman" w:cs="Times New Roman"/>
-        </w:rPr>
-        <w:t>Customers can access all the available care options around them, view their COVID and Flu results along with any vaccination, lab, and test results.</w:t>
-      </w:r>
-    </w:p>
-    <w:p>
-      <w:pPr>
-        <w:rPr>
-          <w:rFonts w:ascii="Times New Roman" w:eastAsia="Times New Roman" w:hAnsi="Times New Roman" w:cs="Times New Roman"/>
-        </w:rPr>
-      </w:pPr>
-      <w:r>
-        <w:rPr>
-          <w:rFonts w:ascii="Times New Roman" w:eastAsia="Times New Roman" w:hAnsi="Times New Roman" w:cs="Times New Roman"/>
-        </w:rPr>
+      </w:pPr>
+      <w:r>
+        <w:t>Customers can access all the available care options around them</w:t>
+      </w:r>
+      <w:r>
+        <w:t xml:space="preserve"> and</w:t>
+      </w:r>
+      <w:r>
+        <w:t xml:space="preserve"> view their COVID and Flu results, along with any vaccination, lab, and test results.</w:t>
+      </w:r>
+    </w:p>
+    <w:p>
+      <w:r>
         <w:t>Technologies used: Angular 9 to 12, Express, Node, HTML5, CSS, JavaScript, TypeScript, Webpack, Google Cloud Platform, Docker, Jasmine, Karma, Mocha, Adobe Experience Manager, Contentful</w:t>
       </w:r>
     </w:p>
     <w:p>
-      <w:pPr>
-        <w:rPr>
-          <w:rFonts w:ascii="Times New Roman" w:eastAsia="Times New Roman" w:hAnsi="Times New Roman" w:cs="Times New Roman"/>
-        </w:rPr>
-      </w:pPr>
-      <w:r>
-        <w:rPr>
-          <w:rFonts w:ascii="Times New Roman" w:eastAsia="Times New Roman" w:hAnsi="Times New Roman" w:cs="Times New Roman"/>
-        </w:rPr>
+      <w:r>
         <w:br/>
       </w:r>
       <w:r>
-        <w:rPr>
-          <w:rFonts w:ascii="Times New Roman" w:eastAsia="Times New Roman" w:hAnsi="Times New Roman" w:cs="Times New Roman"/>
-        </w:rPr>
         <w:br/>
+      </w:r>
+      <w:r>
+        <w:rPr>
+          <w:rStyle w:val="date"/>
+        </w:rPr>
         <w:t>July 2017 - June 2021</w:t>
       </w:r>
     </w:p>
     <w:p>
       <w:pPr>
-        <w:spacing w:line="300" w:lineRule="atLeast"/>
-        <w:outlineLvl w:val="2"/>
-        <w:rPr>
-          <w:rFonts w:ascii="Times New Roman" w:eastAsia="Times New Roman" w:hAnsi="Times New Roman" w:cs="Times New Roman"/>
+        <w:pStyle w:val="Heading3"/>
+        <w:spacing w:before="0" w:beforeAutospacing="0" w:after="0" w:afterAutospacing="0" w:line="300" w:lineRule="atLeast"/>
+        <w:rPr>
+          <w:b w:val="0"/>
+          <w:bCs w:val="0"/>
           <w:color w:val="EB6E80"/>
-          <w:sz w:val="27"/>
-          <w:szCs w:val="27"/>
-        </w:rPr>
-      </w:pPr>
-      <w:r>
-        <w:rPr>
-          <w:rFonts w:ascii="Times New Roman" w:eastAsia="Times New Roman" w:hAnsi="Times New Roman" w:cs="Times New Roman"/>
+        </w:rPr>
+      </w:pPr>
+      <w:r>
+        <w:rPr>
+          <w:b w:val="0"/>
+          <w:bCs w:val="0"/>
           <w:color w:val="EB6E80"/>
-          <w:sz w:val="27"/>
-          <w:szCs w:val="27"/>
         </w:rPr>
         <w:t>Pampered Chef</w:t>
       </w:r>
     </w:p>
     <w:p>
       <w:pPr>
-        <w:outlineLvl w:val="3"/>
-        <w:rPr>
-          <w:rFonts w:ascii="Times New Roman" w:eastAsia="Times New Roman" w:hAnsi="Times New Roman" w:cs="Times New Roman"/>
-        </w:rPr>
-      </w:pPr>
-      <w:r>
-        <w:rPr>
-          <w:rFonts w:ascii="Times New Roman" w:eastAsia="Times New Roman" w:hAnsi="Times New Roman" w:cs="Times New Roman"/>
+        <w:pStyle w:val="Heading4"/>
+        <w:spacing w:before="0" w:beforeAutospacing="0" w:after="0" w:afterAutospacing="0"/>
+        <w:rPr>
+          <w:b w:val="0"/>
+          <w:bCs w:val="0"/>
+        </w:rPr>
+      </w:pPr>
+      <w:r>
+        <w:rPr>
+          <w:b w:val="0"/>
+          <w:bCs w:val="0"/>
         </w:rPr>
         <w:t>Systems Architect</w:t>
       </w:r>
@@ -281,53 +237,41 @@
       <w:pPr>
         <w:numPr>
           <w:ilvl w:val="0"/>
-          <w:numId w:val="2"/>
+          <w:numId w:val="5"/>
         </w:numPr>
         <w:spacing w:before="100" w:beforeAutospacing="1" w:after="100" w:afterAutospacing="1" w:line="360" w:lineRule="atLeast"/>
-        <w:rPr>
-          <w:rFonts w:ascii="Times New Roman" w:eastAsia="Times New Roman" w:hAnsi="Times New Roman" w:cs="Times New Roman"/>
-        </w:rPr>
-      </w:pPr>
-      <w:r>
-        <w:rPr>
-          <w:rFonts w:ascii="Times New Roman" w:eastAsia="Times New Roman" w:hAnsi="Times New Roman" w:cs="Times New Roman"/>
-        </w:rPr>
-        <w:t>I worked as a Systems Architect for Pampered Chef. Pampered Chef is working hard to revamp their web presence. The goal is to help consultants and make their business easier. To do so, we release new and mobile friendly tools &amp; applications. The Pampered Chef purpose statement is "Enriching lives one meal and one memory at a time," and we firmly believe in it.</w:t>
+      </w:pPr>
+      <w:r>
+        <w:t xml:space="preserve">I worked as a Systems Architect for Pampered Chef. Pampered Chef is working hard to revamp their web presence. The goal is to help consultants and make their business </w:t>
+      </w:r>
+      <w:r>
+        <w:t>more accessible</w:t>
+      </w:r>
+      <w:r>
+        <w:t>. To do so, we release new and mobile-friendly tools &amp; applications. The Pampered Chef's purpose statement is "Enriching lives one meal and one memory at a time," and we firmly believe in it.</w:t>
       </w:r>
     </w:p>
     <w:p>
       <w:pPr>
         <w:numPr>
           <w:ilvl w:val="0"/>
-          <w:numId w:val="2"/>
+          <w:numId w:val="5"/>
         </w:numPr>
         <w:spacing w:before="100" w:beforeAutospacing="1" w:after="100" w:afterAutospacing="1" w:line="360" w:lineRule="atLeast"/>
-        <w:rPr>
-          <w:rFonts w:ascii="Times New Roman" w:eastAsia="Times New Roman" w:hAnsi="Times New Roman" w:cs="Times New Roman"/>
-        </w:rPr>
-      </w:pPr>
-      <w:r>
-        <w:rPr>
-          <w:rFonts w:ascii="Times New Roman" w:eastAsia="Times New Roman" w:hAnsi="Times New Roman" w:cs="Times New Roman"/>
-        </w:rPr>
-        <w:t>We are moving away from legacy platforms and adopting MEAN stack. We rely on AWS as our cloud provider and add tools as and when necessary for our projects.</w:t>
+      </w:pPr>
+      <w:r>
+        <w:t>We are moving away from legacy platforms and adopting the MEAN stack. We rely on AWS as our cloud provider and add tools as and when necessary for our projects.</w:t>
       </w:r>
     </w:p>
     <w:p>
       <w:pPr>
         <w:numPr>
           <w:ilvl w:val="0"/>
-          <w:numId w:val="2"/>
+          <w:numId w:val="5"/>
         </w:numPr>
         <w:spacing w:before="100" w:beforeAutospacing="1" w:after="100" w:afterAutospacing="1" w:line="360" w:lineRule="atLeast"/>
-        <w:rPr>
-          <w:rFonts w:ascii="Times New Roman" w:eastAsia="Times New Roman" w:hAnsi="Times New Roman" w:cs="Times New Roman"/>
-        </w:rPr>
-      </w:pPr>
-      <w:r>
-        <w:rPr>
-          <w:rFonts w:ascii="Times New Roman" w:eastAsia="Times New Roman" w:hAnsi="Times New Roman" w:cs="Times New Roman"/>
-        </w:rPr>
+      </w:pPr>
+      <w:r>
         <w:t>This digital transformation has allowed me to learn a lot of new technologies and pick the one that's right for the task at hand.</w:t>
       </w:r>
     </w:p>
@@ -335,119 +279,99 @@
       <w:pPr>
         <w:numPr>
           <w:ilvl w:val="0"/>
-          <w:numId w:val="2"/>
+          <w:numId w:val="5"/>
         </w:numPr>
         <w:spacing w:before="100" w:beforeAutospacing="1" w:after="100" w:afterAutospacing="1" w:line="360" w:lineRule="atLeast"/>
-        <w:rPr>
-          <w:rFonts w:ascii="Times New Roman" w:eastAsia="Times New Roman" w:hAnsi="Times New Roman" w:cs="Times New Roman"/>
-        </w:rPr>
-      </w:pPr>
-      <w:r>
-        <w:rPr>
-          <w:rFonts w:ascii="Times New Roman" w:eastAsia="Times New Roman" w:hAnsi="Times New Roman" w:cs="Times New Roman"/>
-        </w:rPr>
-        <w:t>I helped build the Party Landing Page (2nd most visited page for Pampered Chef), Shared Rewards (a completely new party type) that included implementation of GCPP (Global Cart and Payment Platform using Braintree) and cart handling using CommerceTools.</w:t>
+      </w:pPr>
+      <w:r>
+        <w:t>I helped build the Party Landing Page (2nd most visited page for Pampered Chef), Shared Rewards (a completely new party type) that included the implementation of GCPP (Global Cart and Payment Platform using Braintree)</w:t>
+      </w:r>
+      <w:r>
+        <w:t>,</w:t>
+      </w:r>
+      <w:r>
+        <w:t xml:space="preserve"> and cart handling using CommerceTools.</w:t>
       </w:r>
     </w:p>
     <w:p>
       <w:pPr>
         <w:numPr>
           <w:ilvl w:val="0"/>
-          <w:numId w:val="2"/>
+          <w:numId w:val="5"/>
         </w:numPr>
         <w:spacing w:before="100" w:beforeAutospacing="1" w:after="100" w:afterAutospacing="1" w:line="360" w:lineRule="atLeast"/>
-        <w:rPr>
-          <w:rFonts w:ascii="Times New Roman" w:eastAsia="Times New Roman" w:hAnsi="Times New Roman" w:cs="Times New Roman"/>
-        </w:rPr>
-      </w:pPr>
-      <w:r>
-        <w:rPr>
-          <w:rFonts w:ascii="Times New Roman" w:eastAsia="Times New Roman" w:hAnsi="Times New Roman" w:cs="Times New Roman"/>
-        </w:rPr>
+      </w:pPr>
+      <w:r>
         <w:lastRenderedPageBreak/>
-        <w:t>The role included actively hiring, mentoring and pair programming with new and senior developers.</w:t>
-      </w:r>
-    </w:p>
-    <w:p>
-      <w:pPr>
-        <w:rPr>
-          <w:rFonts w:ascii="Times New Roman" w:eastAsia="Times New Roman" w:hAnsi="Times New Roman" w:cs="Times New Roman"/>
-        </w:rPr>
-      </w:pPr>
-      <w:r>
-        <w:rPr>
-          <w:rFonts w:ascii="Times New Roman" w:eastAsia="Times New Roman" w:hAnsi="Times New Roman" w:cs="Times New Roman"/>
-        </w:rPr>
+        <w:t>The role included actively hiring, mentoring, and pair programming with new and senior developers.</w:t>
+      </w:r>
+    </w:p>
+    <w:p>
+      <w:r>
         <w:t>Technologies used: Angular 2 to Angular 9, MongoDB, Express, Node, HTML5, CSS, JavaScript, TypeScript, Webpack, Some AWS Services, Docker, Jasmine, Chai, App Dynamics, Google Optimize, Google Tag Manager, Hybris CRM, Java, Spring Boot, Mouseflow, F5</w:t>
       </w:r>
     </w:p>
     <w:p>
-      <w:pPr>
-        <w:rPr>
-          <w:rFonts w:ascii="Times New Roman" w:eastAsia="Times New Roman" w:hAnsi="Times New Roman" w:cs="Times New Roman"/>
-        </w:rPr>
-      </w:pPr>
-      <w:r>
-        <w:rPr>
-          <w:rFonts w:ascii="Times New Roman" w:eastAsia="Times New Roman" w:hAnsi="Times New Roman" w:cs="Times New Roman"/>
-        </w:rPr>
+      <w:r>
         <w:br/>
       </w:r>
       <w:r>
-        <w:rPr>
-          <w:rFonts w:ascii="Times New Roman" w:eastAsia="Times New Roman" w:hAnsi="Times New Roman" w:cs="Times New Roman"/>
-        </w:rPr>
         <w:br/>
+      </w:r>
+      <w:r>
+        <w:rPr>
+          <w:rStyle w:val="date"/>
+        </w:rPr>
         <w:t>March 2017 - July 2017</w:t>
       </w:r>
     </w:p>
     <w:p>
       <w:pPr>
-        <w:spacing w:line="300" w:lineRule="atLeast"/>
-        <w:outlineLvl w:val="2"/>
-        <w:rPr>
-          <w:rFonts w:ascii="Times New Roman" w:eastAsia="Times New Roman" w:hAnsi="Times New Roman" w:cs="Times New Roman"/>
+        <w:pStyle w:val="Heading3"/>
+        <w:spacing w:before="0" w:beforeAutospacing="0" w:after="0" w:afterAutospacing="0" w:line="300" w:lineRule="atLeast"/>
+        <w:rPr>
+          <w:b w:val="0"/>
+          <w:bCs w:val="0"/>
           <w:color w:val="EB6E80"/>
-          <w:sz w:val="27"/>
-          <w:szCs w:val="27"/>
-        </w:rPr>
-      </w:pPr>
-      <w:r>
-        <w:rPr>
-          <w:rFonts w:ascii="Times New Roman" w:eastAsia="Times New Roman" w:hAnsi="Times New Roman" w:cs="Times New Roman"/>
+        </w:rPr>
+      </w:pPr>
+      <w:r>
+        <w:rPr>
+          <w:b w:val="0"/>
+          <w:bCs w:val="0"/>
           <w:color w:val="EB6E80"/>
-          <w:sz w:val="27"/>
-          <w:szCs w:val="27"/>
         </w:rPr>
         <w:t>J. Walter Thompson Worldwide</w:t>
       </w:r>
     </w:p>
     <w:p>
       <w:pPr>
-        <w:outlineLvl w:val="3"/>
-        <w:rPr>
-          <w:rFonts w:ascii="Times New Roman" w:eastAsia="Times New Roman" w:hAnsi="Times New Roman" w:cs="Times New Roman"/>
-        </w:rPr>
-      </w:pPr>
-      <w:r>
-        <w:rPr>
-          <w:rFonts w:ascii="Times New Roman" w:eastAsia="Times New Roman" w:hAnsi="Times New Roman" w:cs="Times New Roman"/>
+        <w:pStyle w:val="Heading4"/>
+        <w:spacing w:before="0" w:beforeAutospacing="0" w:after="0" w:afterAutospacing="0"/>
+        <w:rPr>
+          <w:b w:val="0"/>
+          <w:bCs w:val="0"/>
+        </w:rPr>
+      </w:pPr>
+      <w:r>
+        <w:rPr>
+          <w:b w:val="0"/>
+          <w:bCs w:val="0"/>
         </w:rPr>
         <w:t>Global Technical Lead</w:t>
       </w:r>
     </w:p>
     <w:p>
       <w:pPr>
-        <w:spacing w:before="75" w:after="75" w:line="360" w:lineRule="atLeast"/>
-        <w:rPr>
-          <w:rFonts w:ascii="Times New Roman" w:eastAsia="Times New Roman" w:hAnsi="Times New Roman" w:cs="Times New Roman"/>
-          <w:sz w:val="23"/>
-          <w:szCs w:val="23"/>
-        </w:rPr>
-      </w:pPr>
-      <w:r>
-        <w:rPr>
-          <w:rFonts w:ascii="Times New Roman" w:eastAsia="Times New Roman" w:hAnsi="Times New Roman" w:cs="Times New Roman"/>
+        <w:pStyle w:val="NormalWeb"/>
+        <w:spacing w:before="75" w:beforeAutospacing="0" w:after="75" w:afterAutospacing="0" w:line="360" w:lineRule="atLeast"/>
+        <w:rPr>
+          <w:sz w:val="23"/>
+          <w:szCs w:val="23"/>
+        </w:rPr>
+      </w:pPr>
+      <w:r>
+        <w:rPr>
           <w:sz w:val="23"/>
           <w:szCs w:val="23"/>
         </w:rPr>
@@ -455,38 +379,72 @@
       </w:r>
       <w:r>
         <w:rPr>
-          <w:rFonts w:ascii="Times New Roman" w:eastAsia="Times New Roman" w:hAnsi="Times New Roman" w:cs="Times New Roman"/>
           <w:sz w:val="23"/>
           <w:szCs w:val="23"/>
         </w:rPr>
         <w:br/>
-        <w:t>For this Enterprise-Level Project, HSBC, the sixth largest, British-based, multinational bank, the task was to create a new product onboarding web application which would replace the existing US product onboarding solution.</w:t>
-      </w:r>
-      <w:r>
-        <w:rPr>
-          <w:rFonts w:ascii="Times New Roman" w:eastAsia="Times New Roman" w:hAnsi="Times New Roman" w:cs="Times New Roman"/>
+        <w:t xml:space="preserve">For this Enterprise-Level Project, HSBC, the sixth largest British-based multinational bank, the task was to create a new product onboarding web application </w:t>
+      </w:r>
+      <w:r>
+        <w:rPr>
+          <w:sz w:val="23"/>
+          <w:szCs w:val="23"/>
+        </w:rPr>
+        <w:t>that</w:t>
+      </w:r>
+      <w:r>
+        <w:rPr>
+          <w:sz w:val="23"/>
+          <w:szCs w:val="23"/>
+        </w:rPr>
+        <w:t xml:space="preserve"> would replace the existing US product onboarding solution.</w:t>
+      </w:r>
+      <w:r>
+        <w:rPr>
           <w:sz w:val="23"/>
           <w:szCs w:val="23"/>
         </w:rPr>
         <w:br/>
-        <w:t>The product onboarding application would then be integrated with the current Staff Front End (SFE) system. The product onboarding application will allow the staff users (branch and call center) to open product accounts for HSBC customers. It will be integrated with SFE so that once the staff users log into SFE, they will be able to launch product onboarding application seamlessly within SFE. At a high level, the product onboarding journey will have the following steps:</w:t>
+        <w:t xml:space="preserve">The product onboarding application would then be integrated with the current Staff Front End (SFE) system. The product onboarding application will allow the staff users (branch and call center) to open product accounts for HSBC customers. It will be integrated with SFE so that once the staff users log into SFE, they </w:t>
+      </w:r>
+      <w:r>
+        <w:rPr>
+          <w:sz w:val="23"/>
+          <w:szCs w:val="23"/>
+        </w:rPr>
+        <w:t>can</w:t>
+      </w:r>
+      <w:r>
+        <w:rPr>
+          <w:sz w:val="23"/>
+          <w:szCs w:val="23"/>
+        </w:rPr>
+        <w:t xml:space="preserve"> launch product onboarding application</w:t>
+      </w:r>
+      <w:r>
+        <w:rPr>
+          <w:sz w:val="23"/>
+          <w:szCs w:val="23"/>
+        </w:rPr>
+        <w:t>s</w:t>
+      </w:r>
+      <w:r>
+        <w:rPr>
+          <w:sz w:val="23"/>
+          <w:szCs w:val="23"/>
+        </w:rPr>
+        <w:t xml:space="preserve"> seamlessly within SFE. At a high level, the product onboarding journey will have the following steps:</w:t>
       </w:r>
     </w:p>
     <w:p>
       <w:pPr>
         <w:numPr>
           <w:ilvl w:val="0"/>
-          <w:numId w:val="3"/>
+          <w:numId w:val="6"/>
         </w:numPr>
         <w:spacing w:before="100" w:beforeAutospacing="1" w:after="100" w:afterAutospacing="1" w:line="360" w:lineRule="atLeast"/>
-        <w:rPr>
-          <w:rFonts w:ascii="Times New Roman" w:eastAsia="Times New Roman" w:hAnsi="Times New Roman" w:cs="Times New Roman"/>
-        </w:rPr>
-      </w:pPr>
-      <w:r>
-        <w:rPr>
-          <w:rFonts w:ascii="Times New Roman" w:eastAsia="Times New Roman" w:hAnsi="Times New Roman" w:cs="Times New Roman"/>
-        </w:rPr>
+      </w:pPr>
+      <w:r>
         <w:t>Applicant selection</w:t>
       </w:r>
     </w:p>
@@ -494,17 +452,11 @@
       <w:pPr>
         <w:numPr>
           <w:ilvl w:val="0"/>
-          <w:numId w:val="3"/>
+          <w:numId w:val="6"/>
         </w:numPr>
         <w:spacing w:before="100" w:beforeAutospacing="1" w:after="100" w:afterAutospacing="1" w:line="360" w:lineRule="atLeast"/>
-        <w:rPr>
-          <w:rFonts w:ascii="Times New Roman" w:eastAsia="Times New Roman" w:hAnsi="Times New Roman" w:cs="Times New Roman"/>
-        </w:rPr>
-      </w:pPr>
-      <w:r>
-        <w:rPr>
-          <w:rFonts w:ascii="Times New Roman" w:eastAsia="Times New Roman" w:hAnsi="Times New Roman" w:cs="Times New Roman"/>
-        </w:rPr>
+      </w:pPr>
+      <w:r>
         <w:t>Product selection</w:t>
       </w:r>
     </w:p>
@@ -512,17 +464,11 @@
       <w:pPr>
         <w:numPr>
           <w:ilvl w:val="0"/>
-          <w:numId w:val="3"/>
+          <w:numId w:val="6"/>
         </w:numPr>
         <w:spacing w:before="100" w:beforeAutospacing="1" w:after="100" w:afterAutospacing="1" w:line="360" w:lineRule="atLeast"/>
-        <w:rPr>
-          <w:rFonts w:ascii="Times New Roman" w:eastAsia="Times New Roman" w:hAnsi="Times New Roman" w:cs="Times New Roman"/>
-        </w:rPr>
-      </w:pPr>
-      <w:r>
-        <w:rPr>
-          <w:rFonts w:ascii="Times New Roman" w:eastAsia="Times New Roman" w:hAnsi="Times New Roman" w:cs="Times New Roman"/>
-        </w:rPr>
+      </w:pPr>
+      <w:r>
         <w:t>Product and Funding configuration</w:t>
       </w:r>
     </w:p>
@@ -530,17 +476,11 @@
       <w:pPr>
         <w:numPr>
           <w:ilvl w:val="0"/>
-          <w:numId w:val="3"/>
+          <w:numId w:val="6"/>
         </w:numPr>
         <w:spacing w:before="100" w:beforeAutospacing="1" w:after="100" w:afterAutospacing="1" w:line="360" w:lineRule="atLeast"/>
-        <w:rPr>
-          <w:rFonts w:ascii="Times New Roman" w:eastAsia="Times New Roman" w:hAnsi="Times New Roman" w:cs="Times New Roman"/>
-        </w:rPr>
-      </w:pPr>
-      <w:r>
-        <w:rPr>
-          <w:rFonts w:ascii="Times New Roman" w:eastAsia="Times New Roman" w:hAnsi="Times New Roman" w:cs="Times New Roman"/>
-        </w:rPr>
+      </w:pPr>
+      <w:r>
         <w:t>Terms and Charges acceptance</w:t>
       </w:r>
     </w:p>
@@ -548,766 +488,766 @@
       <w:pPr>
         <w:numPr>
           <w:ilvl w:val="0"/>
-          <w:numId w:val="3"/>
+          <w:numId w:val="6"/>
         </w:numPr>
         <w:spacing w:before="100" w:beforeAutospacing="1" w:after="100" w:afterAutospacing="1" w:line="360" w:lineRule="atLeast"/>
-        <w:rPr>
-          <w:rFonts w:ascii="Times New Roman" w:eastAsia="Times New Roman" w:hAnsi="Times New Roman" w:cs="Times New Roman"/>
-        </w:rPr>
-      </w:pPr>
-      <w:r>
-        <w:rPr>
-          <w:rFonts w:ascii="Times New Roman" w:eastAsia="Times New Roman" w:hAnsi="Times New Roman" w:cs="Times New Roman"/>
-        </w:rPr>
+      </w:pPr>
+      <w:r>
         <w:t>Product boarding and acknowledgment</w:t>
       </w:r>
     </w:p>
     <w:p>
-      <w:pPr>
-        <w:rPr>
-          <w:rFonts w:ascii="Times New Roman" w:eastAsia="Times New Roman" w:hAnsi="Times New Roman" w:cs="Times New Roman"/>
-        </w:rPr>
-      </w:pPr>
-      <w:r>
-        <w:rPr>
-          <w:rFonts w:ascii="Times New Roman" w:eastAsia="Times New Roman" w:hAnsi="Times New Roman" w:cs="Times New Roman"/>
-        </w:rPr>
-        <w:t>More details </w:t>
-      </w:r>
-      <w:hyperlink r:id="rId7" w:tgtFrame="_blank" w:history="1">
+      <w:r>
+        <w:t>More details</w:t>
+      </w:r>
+      <w:r>
+        <w:rPr>
+          <w:rStyle w:val="apple-converted-space"/>
+        </w:rPr>
+        <w:t> </w:t>
+      </w:r>
+      <w:hyperlink r:id="rId8" w:tgtFrame="_blank" w:history="1">
         <w:r>
           <w:rPr>
-            <w:rFonts w:ascii="Times New Roman" w:eastAsia="Times New Roman" w:hAnsi="Times New Roman" w:cs="Times New Roman"/>
+            <w:rStyle w:val="Hyperlink"/>
             <w:color w:val="C3272F"/>
-            <w:u w:val="single"/>
           </w:rPr>
           <w:t>here</w:t>
         </w:r>
       </w:hyperlink>
     </w:p>
     <w:p>
-      <w:pPr>
-        <w:rPr>
-          <w:rFonts w:ascii="Times New Roman" w:eastAsia="Times New Roman" w:hAnsi="Times New Roman" w:cs="Times New Roman"/>
-        </w:rPr>
-      </w:pPr>
-      <w:r>
-        <w:rPr>
-          <w:rFonts w:ascii="Times New Roman" w:eastAsia="Times New Roman" w:hAnsi="Times New Roman" w:cs="Times New Roman"/>
-        </w:rPr>
+      <w:r>
         <w:t>Technologies used: HTML, CSS, JavaScript, Angular 1.5.x, Angular 2, Redux</w:t>
       </w:r>
     </w:p>
     <w:p>
-      <w:pPr>
-        <w:rPr>
-          <w:rFonts w:ascii="Times New Roman" w:eastAsia="Times New Roman" w:hAnsi="Times New Roman" w:cs="Times New Roman"/>
-        </w:rPr>
-      </w:pPr>
-      <w:r>
-        <w:rPr>
-          <w:rFonts w:ascii="Times New Roman" w:eastAsia="Times New Roman" w:hAnsi="Times New Roman" w:cs="Times New Roman"/>
-        </w:rPr>
+      <w:r>
         <w:br/>
       </w:r>
       <w:r>
-        <w:rPr>
-          <w:rFonts w:ascii="Times New Roman" w:eastAsia="Times New Roman" w:hAnsi="Times New Roman" w:cs="Times New Roman"/>
-        </w:rPr>
         <w:br/>
+      </w:r>
+      <w:r>
+        <w:rPr>
+          <w:rStyle w:val="date"/>
+        </w:rPr>
         <w:t>March 2015 - March 2017</w:t>
       </w:r>
     </w:p>
     <w:p>
       <w:pPr>
-        <w:spacing w:line="300" w:lineRule="atLeast"/>
-        <w:outlineLvl w:val="2"/>
-        <w:rPr>
-          <w:rFonts w:ascii="Times New Roman" w:eastAsia="Times New Roman" w:hAnsi="Times New Roman" w:cs="Times New Roman"/>
+        <w:pStyle w:val="Heading3"/>
+        <w:spacing w:before="0" w:beforeAutospacing="0" w:after="0" w:afterAutospacing="0" w:line="300" w:lineRule="atLeast"/>
+        <w:rPr>
+          <w:b w:val="0"/>
+          <w:bCs w:val="0"/>
           <w:color w:val="EB6E80"/>
-          <w:sz w:val="27"/>
-          <w:szCs w:val="27"/>
-        </w:rPr>
-      </w:pPr>
-      <w:r>
-        <w:rPr>
-          <w:rFonts w:ascii="Times New Roman" w:eastAsia="Times New Roman" w:hAnsi="Times New Roman" w:cs="Times New Roman"/>
+        </w:rPr>
+      </w:pPr>
+      <w:r>
+        <w:rPr>
+          <w:b w:val="0"/>
+          <w:bCs w:val="0"/>
           <w:color w:val="EB6E80"/>
-          <w:sz w:val="27"/>
-          <w:szCs w:val="27"/>
         </w:rPr>
         <w:t>Fitch Ratings</w:t>
       </w:r>
     </w:p>
     <w:p>
       <w:pPr>
-        <w:outlineLvl w:val="3"/>
-        <w:rPr>
-          <w:rFonts w:ascii="Times New Roman" w:eastAsia="Times New Roman" w:hAnsi="Times New Roman" w:cs="Times New Roman"/>
-        </w:rPr>
-      </w:pPr>
-      <w:r>
-        <w:rPr>
-          <w:rFonts w:ascii="Times New Roman" w:eastAsia="Times New Roman" w:hAnsi="Times New Roman" w:cs="Times New Roman"/>
+        <w:pStyle w:val="Heading4"/>
+        <w:spacing w:before="0" w:beforeAutospacing="0" w:after="0" w:afterAutospacing="0"/>
+        <w:rPr>
+          <w:b w:val="0"/>
+          <w:bCs w:val="0"/>
+        </w:rPr>
+      </w:pPr>
+      <w:r>
+        <w:rPr>
+          <w:b w:val="0"/>
+          <w:bCs w:val="0"/>
         </w:rPr>
         <w:t>Senior Front-End Developer</w:t>
       </w:r>
     </w:p>
     <w:p>
       <w:pPr>
-        <w:spacing w:before="75" w:after="75" w:line="360" w:lineRule="atLeast"/>
-        <w:rPr>
-          <w:rFonts w:ascii="Times New Roman" w:eastAsia="Times New Roman" w:hAnsi="Times New Roman" w:cs="Times New Roman"/>
-          <w:sz w:val="23"/>
-          <w:szCs w:val="23"/>
-        </w:rPr>
-      </w:pPr>
-      <w:r>
-        <w:rPr>
-          <w:rFonts w:ascii="Times New Roman" w:eastAsia="Times New Roman" w:hAnsi="Times New Roman" w:cs="Times New Roman"/>
-          <w:sz w:val="23"/>
-          <w:szCs w:val="23"/>
-        </w:rPr>
-        <w:t>Highly involved in requirement gathering, development, code review and test plan review for the new face of Fitch Ratings. The Global Website for Fitch Ratings is going through a major overhaul using Magnolia CMS.</w:t>
-      </w:r>
-    </w:p>
-    <w:p>
-      <w:pPr>
-        <w:rPr>
-          <w:rFonts w:ascii="Times New Roman" w:eastAsia="Times New Roman" w:hAnsi="Times New Roman" w:cs="Times New Roman"/>
-        </w:rPr>
-      </w:pPr>
-      <w:r>
-        <w:rPr>
-          <w:rFonts w:ascii="Times New Roman" w:eastAsia="Times New Roman" w:hAnsi="Times New Roman" w:cs="Times New Roman"/>
-        </w:rPr>
+        <w:pStyle w:val="NormalWeb"/>
+        <w:spacing w:before="75" w:beforeAutospacing="0" w:after="75" w:afterAutospacing="0" w:line="360" w:lineRule="atLeast"/>
+        <w:rPr>
+          <w:sz w:val="23"/>
+          <w:szCs w:val="23"/>
+        </w:rPr>
+      </w:pPr>
+      <w:r>
+        <w:rPr>
+          <w:sz w:val="23"/>
+          <w:szCs w:val="23"/>
+        </w:rPr>
+        <w:t xml:space="preserve">Highly involved in requirement gathering, development, code review, and test plan review for the new face of Fitch Ratings. The Global Website for Fitch Ratings is </w:t>
+      </w:r>
+      <w:r>
+        <w:rPr>
+          <w:sz w:val="23"/>
+          <w:szCs w:val="23"/>
+        </w:rPr>
+        <w:t>undergoing</w:t>
+      </w:r>
+      <w:r>
+        <w:rPr>
+          <w:sz w:val="23"/>
+          <w:szCs w:val="23"/>
+        </w:rPr>
+        <w:t xml:space="preserve"> a </w:t>
+      </w:r>
+      <w:r>
+        <w:rPr>
+          <w:sz w:val="23"/>
+          <w:szCs w:val="23"/>
+        </w:rPr>
+        <w:t>significant</w:t>
+      </w:r>
+      <w:r>
+        <w:rPr>
+          <w:sz w:val="23"/>
+          <w:szCs w:val="23"/>
+        </w:rPr>
+        <w:t xml:space="preserve"> overhaul using Magnolia CMS.</w:t>
+      </w:r>
+    </w:p>
+    <w:p>
+      <w:r>
+        <w:lastRenderedPageBreak/>
         <w:t>Technologies used: HTML, CSS, JavaScript, jQuery, ReactJS, AngularJS, Grunt, Babel, Webpack, JSHint, Jasmine, Karma, Raphael.js, CI (Using JIRA &amp; Bamboo), Google Analytic, IBM CoreMetrics, New Relic, Chef, AWS, Git, Agile methodology</w:t>
       </w:r>
     </w:p>
-    <w:p>
-      <w:pPr>
-        <w:rPr>
-          <w:rFonts w:ascii="Times New Roman" w:eastAsia="Times New Roman" w:hAnsi="Times New Roman" w:cs="Times New Roman"/>
-        </w:rPr>
-      </w:pPr>
-      <w:r>
-        <w:rPr>
-          <w:rFonts w:ascii="Times New Roman" w:eastAsia="Times New Roman" w:hAnsi="Times New Roman" w:cs="Times New Roman"/>
+    <w:p/>
+    <w:p/>
+    <w:p>
+      <w:r>
+        <w:rPr>
+          <w:rStyle w:val="date"/>
+        </w:rPr>
+        <w:t>February 2013 - February 2015</w:t>
+      </w:r>
+    </w:p>
+    <w:p>
+      <w:pPr>
+        <w:pStyle w:val="Heading3"/>
+        <w:spacing w:before="0" w:beforeAutospacing="0" w:after="0" w:afterAutospacing="0" w:line="300" w:lineRule="atLeast"/>
+        <w:rPr>
+          <w:b w:val="0"/>
+          <w:bCs w:val="0"/>
+          <w:color w:val="EB6E80"/>
+        </w:rPr>
+      </w:pPr>
+      <w:r>
+        <w:rPr>
+          <w:b w:val="0"/>
+          <w:bCs w:val="0"/>
+          <w:color w:val="EB6E80"/>
+        </w:rPr>
+        <w:t>Sears Holdings</w:t>
+      </w:r>
+    </w:p>
+    <w:p>
+      <w:pPr>
+        <w:pStyle w:val="Heading4"/>
+        <w:spacing w:before="0" w:beforeAutospacing="0" w:after="0" w:afterAutospacing="0"/>
+        <w:rPr>
+          <w:b w:val="0"/>
+          <w:bCs w:val="0"/>
+        </w:rPr>
+      </w:pPr>
+      <w:r>
+        <w:rPr>
+          <w:b w:val="0"/>
+          <w:bCs w:val="0"/>
+        </w:rPr>
+        <w:t>Senior Developer</w:t>
+      </w:r>
+    </w:p>
+    <w:p>
+      <w:pPr>
+        <w:pStyle w:val="NormalWeb"/>
+        <w:spacing w:before="75" w:beforeAutospacing="0" w:after="75" w:afterAutospacing="0" w:line="360" w:lineRule="atLeast"/>
+        <w:rPr>
+          <w:sz w:val="23"/>
+          <w:szCs w:val="23"/>
+        </w:rPr>
+      </w:pPr>
+      <w:r>
+        <w:rPr>
+          <w:sz w:val="23"/>
+          <w:szCs w:val="23"/>
+        </w:rPr>
+        <w:t>It has w</w:t>
+      </w:r>
+      <w:r>
+        <w:rPr>
+          <w:sz w:val="23"/>
+          <w:szCs w:val="23"/>
+        </w:rPr>
+        <w:t xml:space="preserve">orked on a wide range of products, including ShopYourWayLocal, Craftsman Club Community, Kmart Pharmacy Mobile Website, ShopYourWayLiQR, SYW Polls Application, Merchant Lead Program, Mygofer Promo Emails, SYWL Promos, SYWL MWeb, Sears &amp; Kmart LocalAds, SYWL Google Analytic. </w:t>
+      </w:r>
+      <w:r>
+        <w:rPr>
+          <w:sz w:val="23"/>
+          <w:szCs w:val="23"/>
+        </w:rPr>
+        <w:t>This e</w:t>
+      </w:r>
+      <w:r>
+        <w:rPr>
+          <w:sz w:val="23"/>
+          <w:szCs w:val="23"/>
+        </w:rPr>
+        <w:t xml:space="preserve">nabled me as a developer to </w:t>
+      </w:r>
+      <w:r>
+        <w:rPr>
+          <w:sz w:val="23"/>
+          <w:szCs w:val="23"/>
+        </w:rPr>
+        <w:t>prototype and work under tight deadlines quickly</w:t>
+      </w:r>
+      <w:r>
+        <w:rPr>
+          <w:sz w:val="23"/>
+          <w:szCs w:val="23"/>
+        </w:rPr>
+        <w:t>.</w:t>
+      </w:r>
+    </w:p>
+    <w:p>
+      <w:r>
+        <w:t>Technologies used: HTML, CSS, SASS, JavaScript, jQuery, AngularJS, Bootstrap 3, Maven/Jetty, Jenkins, Adobe Omniture, MySQL, MongoDB, JSHint, jQuery-Mobile</w:t>
+      </w:r>
+    </w:p>
+    <w:p>
+      <w:r>
+        <w:br/>
+      </w:r>
+      <w:r>
+        <w:br/>
+      </w:r>
+      <w:r>
+        <w:rPr>
+          <w:rStyle w:val="date"/>
+        </w:rPr>
+        <w:t>August 2011 - January 2013</w:t>
+      </w:r>
+    </w:p>
+    <w:p>
+      <w:pPr>
+        <w:pStyle w:val="Heading3"/>
+        <w:spacing w:before="0" w:beforeAutospacing="0" w:after="0" w:afterAutospacing="0" w:line="300" w:lineRule="atLeast"/>
+        <w:rPr>
+          <w:b w:val="0"/>
+          <w:bCs w:val="0"/>
+          <w:color w:val="EB6E80"/>
+        </w:rPr>
+      </w:pPr>
+      <w:r>
+        <w:rPr>
+          <w:b w:val="0"/>
+          <w:bCs w:val="0"/>
+          <w:color w:val="EB6E80"/>
+        </w:rPr>
+        <w:t>Creative-I (Gallo Images)</w:t>
+      </w:r>
+    </w:p>
+    <w:p>
+      <w:pPr>
+        <w:pStyle w:val="Heading4"/>
+        <w:spacing w:before="0" w:beforeAutospacing="0" w:after="0" w:afterAutospacing="0"/>
+        <w:rPr>
+          <w:b w:val="0"/>
+          <w:bCs w:val="0"/>
+        </w:rPr>
+      </w:pPr>
+      <w:r>
+        <w:rPr>
+          <w:b w:val="0"/>
+          <w:bCs w:val="0"/>
+        </w:rPr>
+        <w:t>Web Developer</w:t>
+      </w:r>
+    </w:p>
+    <w:p>
+      <w:pPr>
+        <w:pStyle w:val="NormalWeb"/>
+        <w:spacing w:before="75" w:beforeAutospacing="0" w:after="75" w:afterAutospacing="0" w:line="360" w:lineRule="atLeast"/>
+        <w:rPr>
+          <w:sz w:val="23"/>
+          <w:szCs w:val="23"/>
+        </w:rPr>
+      </w:pPr>
+      <w:r>
+        <w:rPr>
+          <w:sz w:val="23"/>
+          <w:szCs w:val="23"/>
+        </w:rPr>
+        <w:t xml:space="preserve">The project aimed at creating an Intranet web-based application for viewing photo images and making access rights depending on the user’s role. As part of it, I created </w:t>
+      </w:r>
+      <w:r>
+        <w:rPr>
+          <w:sz w:val="23"/>
+          <w:szCs w:val="23"/>
+        </w:rPr>
+        <w:t>an elegant-</w:t>
+      </w:r>
+      <w:r>
+        <w:rPr>
+          <w:sz w:val="23"/>
+          <w:szCs w:val="23"/>
+        </w:rPr>
+        <w:t>looking AJAX</w:t>
+      </w:r>
+      <w:r>
+        <w:rPr>
+          <w:sz w:val="23"/>
+          <w:szCs w:val="23"/>
+        </w:rPr>
+        <w:t>-</w:t>
+      </w:r>
+      <w:r>
+        <w:rPr>
+          <w:sz w:val="23"/>
+          <w:szCs w:val="23"/>
+        </w:rPr>
+        <w:t xml:space="preserve">enabled UI to view the </w:t>
+      </w:r>
+      <w:r>
+        <w:rPr>
+          <w:sz w:val="23"/>
+          <w:szCs w:val="23"/>
+        </w:rPr>
+        <w:t>photo</w:t>
+      </w:r>
+      <w:r>
+        <w:rPr>
+          <w:sz w:val="23"/>
+          <w:szCs w:val="23"/>
+        </w:rPr>
+        <w:t>s, write feedback, vote for a particular image, and set additional attributes.</w:t>
+      </w:r>
+    </w:p>
+    <w:p>
+      <w:r>
+        <w:t>Technologies used: HTML, CSS, JavaScript, jQuery, CoffeeScript, Handlebars, PHP, Java, Heroku, Google Analytic</w:t>
+      </w:r>
+      <w:r>
+        <w:t>s</w:t>
+      </w:r>
+      <w:r>
+        <w:t>, jQuery Cycle</w:t>
+      </w:r>
+    </w:p>
+    <w:p>
+      <w:r>
+        <w:br/>
+      </w:r>
+      <w:r>
+        <w:br/>
+      </w:r>
+      <w:r>
+        <w:rPr>
+          <w:rStyle w:val="date"/>
+        </w:rPr>
+        <w:t>September 2009 - August 2011</w:t>
+      </w:r>
+    </w:p>
+    <w:p>
+      <w:pPr>
+        <w:pStyle w:val="Heading3"/>
+        <w:spacing w:before="0" w:beforeAutospacing="0" w:after="0" w:afterAutospacing="0" w:line="300" w:lineRule="atLeast"/>
+        <w:rPr>
+          <w:b w:val="0"/>
+          <w:bCs w:val="0"/>
+          <w:color w:val="EB6E80"/>
+        </w:rPr>
+      </w:pPr>
+      <w:r>
+        <w:rPr>
+          <w:b w:val="0"/>
+          <w:bCs w:val="0"/>
+          <w:color w:val="EB6E80"/>
+        </w:rPr>
+        <w:t>The Digitel</w:t>
+      </w:r>
+    </w:p>
+    <w:p>
+      <w:pPr>
+        <w:pStyle w:val="Heading4"/>
+        <w:spacing w:before="0" w:beforeAutospacing="0" w:after="0" w:afterAutospacing="0"/>
+        <w:rPr>
+          <w:b w:val="0"/>
+          <w:bCs w:val="0"/>
+        </w:rPr>
+      </w:pPr>
+      <w:r>
+        <w:rPr>
+          <w:b w:val="0"/>
+          <w:bCs w:val="0"/>
+        </w:rPr>
+        <w:t>Senior Web Developer</w:t>
+      </w:r>
+    </w:p>
+    <w:p>
+      <w:pPr>
+        <w:pStyle w:val="NormalWeb"/>
+        <w:spacing w:before="75" w:beforeAutospacing="0" w:after="75" w:afterAutospacing="0" w:line="360" w:lineRule="atLeast"/>
+        <w:rPr>
+          <w:sz w:val="23"/>
+          <w:szCs w:val="23"/>
+        </w:rPr>
+      </w:pPr>
+      <w:r>
+        <w:rPr>
+          <w:sz w:val="23"/>
+          <w:szCs w:val="23"/>
+        </w:rPr>
+        <w:t>Digitel.com is owned and operated by Giant Hawk Media LLC. The website is an online, easy-to-use, and comprehensive resource for local-level information on Charleston, S.C. The project</w:t>
+      </w:r>
+      <w:r>
+        <w:rPr>
+          <w:sz w:val="23"/>
+          <w:szCs w:val="23"/>
+        </w:rPr>
+        <w:t xml:space="preserve"> aim</w:t>
+      </w:r>
+      <w:r>
+        <w:rPr>
+          <w:sz w:val="23"/>
+          <w:szCs w:val="23"/>
+        </w:rPr>
+        <w:t>s to design a website using Drupal as CMS to upload videos and other articles on a day-to-day basis.</w:t>
+      </w:r>
+    </w:p>
+    <w:p>
+      <w:r>
+        <w:t>Technologies used: HTML, CSS, JavaScript, jQuery/AJAX/JSON, Drupal (CMS), Google Maps, Formalize CSS, CreateJS, MS Atlas, Adobe Photoshop CS</w:t>
+      </w:r>
+    </w:p>
+    <w:p>
+      <w:pPr>
+        <w:rPr>
+          <w:rStyle w:val="date"/>
+        </w:rPr>
+      </w:pPr>
+      <w:r>
+        <w:br/>
+      </w:r>
+      <w:r>
+        <w:br/>
+      </w:r>
+    </w:p>
+    <w:p>
+      <w:r>
+        <w:rPr>
+          <w:rStyle w:val="date"/>
         </w:rPr>
         <w:lastRenderedPageBreak/>
-        <w:t>February 2013 - February 2015</w:t>
-      </w:r>
-    </w:p>
-    <w:p>
-      <w:pPr>
-        <w:spacing w:line="300" w:lineRule="atLeast"/>
-        <w:outlineLvl w:val="2"/>
-        <w:rPr>
-          <w:rFonts w:ascii="Times New Roman" w:eastAsia="Times New Roman" w:hAnsi="Times New Roman" w:cs="Times New Roman"/>
+        <w:t>August 2008 - September 2009</w:t>
+      </w:r>
+    </w:p>
+    <w:p>
+      <w:pPr>
+        <w:pStyle w:val="Heading3"/>
+        <w:spacing w:before="0" w:beforeAutospacing="0" w:after="0" w:afterAutospacing="0" w:line="300" w:lineRule="atLeast"/>
+        <w:rPr>
+          <w:b w:val="0"/>
+          <w:bCs w:val="0"/>
           <w:color w:val="EB6E80"/>
-          <w:sz w:val="27"/>
-          <w:szCs w:val="27"/>
-        </w:rPr>
-      </w:pPr>
-      <w:r>
-        <w:rPr>
-          <w:rFonts w:ascii="Times New Roman" w:eastAsia="Times New Roman" w:hAnsi="Times New Roman" w:cs="Times New Roman"/>
+        </w:rPr>
+      </w:pPr>
+      <w:r>
+        <w:rPr>
+          <w:b w:val="0"/>
+          <w:bCs w:val="0"/>
           <w:color w:val="EB6E80"/>
-          <w:sz w:val="27"/>
-          <w:szCs w:val="27"/>
-        </w:rPr>
-        <w:t>Sears Holdings</w:t>
-      </w:r>
-    </w:p>
-    <w:p>
-      <w:pPr>
-        <w:outlineLvl w:val="3"/>
-        <w:rPr>
-          <w:rFonts w:ascii="Times New Roman" w:eastAsia="Times New Roman" w:hAnsi="Times New Roman" w:cs="Times New Roman"/>
-        </w:rPr>
-      </w:pPr>
-      <w:r>
-        <w:rPr>
-          <w:rFonts w:ascii="Times New Roman" w:eastAsia="Times New Roman" w:hAnsi="Times New Roman" w:cs="Times New Roman"/>
-        </w:rPr>
-        <w:t>Senior Developer</w:t>
-      </w:r>
-    </w:p>
-    <w:p>
-      <w:pPr>
-        <w:spacing w:before="75" w:after="75" w:line="360" w:lineRule="atLeast"/>
-        <w:rPr>
-          <w:rFonts w:ascii="Times New Roman" w:eastAsia="Times New Roman" w:hAnsi="Times New Roman" w:cs="Times New Roman"/>
-          <w:sz w:val="23"/>
-          <w:szCs w:val="23"/>
-        </w:rPr>
-      </w:pPr>
-      <w:r>
-        <w:rPr>
-          <w:rFonts w:ascii="Times New Roman" w:eastAsia="Times New Roman" w:hAnsi="Times New Roman" w:cs="Times New Roman"/>
-          <w:sz w:val="23"/>
-          <w:szCs w:val="23"/>
-        </w:rPr>
-        <w:t>Worked on a wide range of products including, ShopYourWayLocal, Craftsman Club Community, Kmart Pharmacy Mobile Website, ShopYourWayLiQR, SYW Polls Application, Merchant Lead Program, Mygofer Promo Emails, SYWL Promos, SYWL MWeb, Sears &amp; Kmart LocalAds, SYWL Google Analytic. Enabled me as a developer to do quick prototyping and work under tight deadlines.</w:t>
-      </w:r>
-    </w:p>
-    <w:p>
-      <w:pPr>
-        <w:rPr>
-          <w:rFonts w:ascii="Times New Roman" w:eastAsia="Times New Roman" w:hAnsi="Times New Roman" w:cs="Times New Roman"/>
-        </w:rPr>
-      </w:pPr>
-      <w:r>
-        <w:rPr>
-          <w:rFonts w:ascii="Times New Roman" w:eastAsia="Times New Roman" w:hAnsi="Times New Roman" w:cs="Times New Roman"/>
-        </w:rPr>
-        <w:t>Technologies used: HTML, CSS, SASS, JavaScript, jQuery, AngularJS, Bootstrap 3, Maven/Jetty, Jenkins, Adobe Omniture, MySQL, MongoDB, JSHint, jQuery-Mobile</w:t>
-      </w:r>
-    </w:p>
-    <w:p>
-      <w:pPr>
-        <w:rPr>
-          <w:rFonts w:ascii="Times New Roman" w:eastAsia="Times New Roman" w:hAnsi="Times New Roman" w:cs="Times New Roman"/>
-        </w:rPr>
-      </w:pPr>
-      <w:r>
-        <w:rPr>
-          <w:rFonts w:ascii="Times New Roman" w:eastAsia="Times New Roman" w:hAnsi="Times New Roman" w:cs="Times New Roman"/>
-        </w:rPr>
+        </w:rPr>
+        <w:t>Mattel</w:t>
+      </w:r>
+    </w:p>
+    <w:p>
+      <w:pPr>
+        <w:pStyle w:val="Heading4"/>
+        <w:spacing w:before="0" w:beforeAutospacing="0" w:after="0" w:afterAutospacing="0"/>
+        <w:rPr>
+          <w:b w:val="0"/>
+          <w:bCs w:val="0"/>
+        </w:rPr>
+      </w:pPr>
+      <w:r>
+        <w:rPr>
+          <w:b w:val="0"/>
+          <w:bCs w:val="0"/>
+        </w:rPr>
+        <w:t>Web Developer</w:t>
+      </w:r>
+    </w:p>
+    <w:p>
+      <w:pPr>
+        <w:pStyle w:val="NormalWeb"/>
+        <w:spacing w:before="75" w:beforeAutospacing="0" w:after="75" w:afterAutospacing="0" w:line="360" w:lineRule="atLeast"/>
+        <w:rPr>
+          <w:sz w:val="23"/>
+          <w:szCs w:val="23"/>
+        </w:rPr>
+      </w:pPr>
+      <w:r>
+        <w:rPr>
+          <w:sz w:val="23"/>
+          <w:szCs w:val="23"/>
+        </w:rPr>
+        <w:t xml:space="preserve">Mattel is one of the leading toy manufacturing companies in the world. Our team designed and developed </w:t>
+      </w:r>
+      <w:r>
+        <w:rPr>
+          <w:sz w:val="23"/>
+          <w:szCs w:val="23"/>
+        </w:rPr>
+        <w:t xml:space="preserve">a </w:t>
+      </w:r>
+      <w:r>
+        <w:rPr>
+          <w:sz w:val="23"/>
+          <w:szCs w:val="23"/>
+        </w:rPr>
+        <w:t>web-based intranet application to track customer and order information. The application could create purchase orders and invoices and maintain customer and order details. Detailed reports on customer</w:t>
+      </w:r>
+      <w:r>
+        <w:rPr>
+          <w:sz w:val="23"/>
+          <w:szCs w:val="23"/>
+        </w:rPr>
+        <w:t>s and orders</w:t>
+      </w:r>
+      <w:r>
+        <w:rPr>
+          <w:sz w:val="23"/>
+          <w:szCs w:val="23"/>
+        </w:rPr>
+        <w:t xml:space="preserve"> were generated using Crystal Reports</w:t>
+      </w:r>
+      <w:r>
+        <w:rPr>
+          <w:sz w:val="23"/>
+          <w:szCs w:val="23"/>
+        </w:rPr>
+        <w:t>, and a clean and attractive interface was designed for an</w:t>
+      </w:r>
+      <w:r>
+        <w:rPr>
+          <w:sz w:val="23"/>
+          <w:szCs w:val="23"/>
+        </w:rPr>
+        <w:t xml:space="preserve"> easy user experience.</w:t>
+      </w:r>
+    </w:p>
+    <w:p>
+      <w:r>
+        <w:t>Technologies used: HTML, CSS, JavaScript, jQuery/AJAX/JSON/XML</w:t>
+      </w:r>
+    </w:p>
+    <w:p>
+      <w:r>
         <w:br/>
       </w:r>
       <w:r>
-        <w:rPr>
-          <w:rFonts w:ascii="Times New Roman" w:eastAsia="Times New Roman" w:hAnsi="Times New Roman" w:cs="Times New Roman"/>
-        </w:rPr>
         <w:br/>
-        <w:t>August 2011 - January 2013</w:t>
-      </w:r>
-    </w:p>
-    <w:p>
-      <w:pPr>
-        <w:spacing w:line="300" w:lineRule="atLeast"/>
-        <w:outlineLvl w:val="2"/>
-        <w:rPr>
-          <w:rFonts w:ascii="Times New Roman" w:eastAsia="Times New Roman" w:hAnsi="Times New Roman" w:cs="Times New Roman"/>
+      </w:r>
+      <w:r>
+        <w:rPr>
+          <w:rStyle w:val="date"/>
+        </w:rPr>
+        <w:t>June 2008 - July 2008</w:t>
+      </w:r>
+    </w:p>
+    <w:p>
+      <w:pPr>
+        <w:pStyle w:val="Heading3"/>
+        <w:spacing w:before="0" w:beforeAutospacing="0" w:after="0" w:afterAutospacing="0" w:line="300" w:lineRule="atLeast"/>
+        <w:rPr>
+          <w:b w:val="0"/>
+          <w:bCs w:val="0"/>
           <w:color w:val="EB6E80"/>
-          <w:sz w:val="27"/>
-          <w:szCs w:val="27"/>
-        </w:rPr>
-      </w:pPr>
-      <w:r>
-        <w:rPr>
-          <w:rFonts w:ascii="Times New Roman" w:eastAsia="Times New Roman" w:hAnsi="Times New Roman" w:cs="Times New Roman"/>
+        </w:rPr>
+      </w:pPr>
+      <w:r>
+        <w:rPr>
+          <w:b w:val="0"/>
+          <w:bCs w:val="0"/>
           <w:color w:val="EB6E80"/>
-          <w:sz w:val="27"/>
-          <w:szCs w:val="27"/>
-        </w:rPr>
-        <w:t>Creative-I (Gallo Images)</w:t>
-      </w:r>
-    </w:p>
-    <w:p>
-      <w:pPr>
-        <w:outlineLvl w:val="3"/>
-        <w:rPr>
-          <w:rFonts w:ascii="Times New Roman" w:eastAsia="Times New Roman" w:hAnsi="Times New Roman" w:cs="Times New Roman"/>
-        </w:rPr>
-      </w:pPr>
-      <w:r>
-        <w:rPr>
-          <w:rFonts w:ascii="Times New Roman" w:eastAsia="Times New Roman" w:hAnsi="Times New Roman" w:cs="Times New Roman"/>
-        </w:rPr>
-        <w:t>Web Developer</w:t>
-      </w:r>
-    </w:p>
-    <w:p>
-      <w:pPr>
-        <w:spacing w:before="75" w:after="75" w:line="360" w:lineRule="atLeast"/>
-        <w:rPr>
-          <w:rFonts w:ascii="Times New Roman" w:eastAsia="Times New Roman" w:hAnsi="Times New Roman" w:cs="Times New Roman"/>
-          <w:sz w:val="23"/>
-          <w:szCs w:val="23"/>
-        </w:rPr>
-      </w:pPr>
-      <w:r>
-        <w:rPr>
-          <w:rFonts w:ascii="Times New Roman" w:eastAsia="Times New Roman" w:hAnsi="Times New Roman" w:cs="Times New Roman"/>
-          <w:sz w:val="23"/>
-          <w:szCs w:val="23"/>
-        </w:rPr>
-        <w:t>Project aimed at creating an Intranet web-based application for viewing photo images and making access rights depending on user’s role. As part of it created elegant looking AJAX enabled UI to view the images, write feedbacks, to make a vote for a particular image and setting other images nature.</w:t>
-      </w:r>
-    </w:p>
-    <w:p>
-      <w:pPr>
-        <w:rPr>
-          <w:rFonts w:ascii="Times New Roman" w:eastAsia="Times New Roman" w:hAnsi="Times New Roman" w:cs="Times New Roman"/>
-        </w:rPr>
-      </w:pPr>
-      <w:r>
-        <w:rPr>
-          <w:rFonts w:ascii="Times New Roman" w:eastAsia="Times New Roman" w:hAnsi="Times New Roman" w:cs="Times New Roman"/>
-        </w:rPr>
-        <w:t>Technologies used: HTML, CSS, JavaScript, jQuery, CoffeeScript, Handlebars, PHP, Java, Heroku, Google Analytic, jQuery Cycle</w:t>
-      </w:r>
-    </w:p>
-    <w:p>
-      <w:pPr>
-        <w:rPr>
-          <w:rFonts w:ascii="Times New Roman" w:eastAsia="Times New Roman" w:hAnsi="Times New Roman" w:cs="Times New Roman"/>
-        </w:rPr>
-      </w:pPr>
-      <w:r>
-        <w:rPr>
-          <w:rFonts w:ascii="Times New Roman" w:eastAsia="Times New Roman" w:hAnsi="Times New Roman" w:cs="Times New Roman"/>
-        </w:rPr>
+        </w:rPr>
+        <w:t>Software Technology Network</w:t>
+      </w:r>
+    </w:p>
+    <w:p>
+      <w:pPr>
+        <w:pStyle w:val="Heading4"/>
+        <w:spacing w:before="0" w:beforeAutospacing="0" w:after="0" w:afterAutospacing="0"/>
+        <w:rPr>
+          <w:b w:val="0"/>
+          <w:bCs w:val="0"/>
+        </w:rPr>
+      </w:pPr>
+      <w:r>
+        <w:rPr>
+          <w:b w:val="0"/>
+          <w:bCs w:val="0"/>
+        </w:rPr>
+        <w:t>Software Developer</w:t>
+      </w:r>
+    </w:p>
+    <w:p>
+      <w:pPr>
+        <w:pStyle w:val="NormalWeb"/>
+        <w:spacing w:before="75" w:beforeAutospacing="0" w:after="75" w:afterAutospacing="0" w:line="360" w:lineRule="atLeast"/>
+        <w:rPr>
+          <w:sz w:val="23"/>
+          <w:szCs w:val="23"/>
+        </w:rPr>
+      </w:pPr>
+      <w:r>
+        <w:rPr>
+          <w:sz w:val="23"/>
+          <w:szCs w:val="23"/>
+        </w:rPr>
+        <w:t>I d</w:t>
+      </w:r>
+      <w:r>
+        <w:rPr>
+          <w:sz w:val="23"/>
+          <w:szCs w:val="23"/>
+        </w:rPr>
+        <w:t>eveloped a web-based E-commerce application that allowed users to buy tickets and pick their preferred seats.</w:t>
+      </w:r>
+    </w:p>
+    <w:p>
+      <w:r>
+        <w:t>Technologies used: HTML, CSS, Java</w:t>
+      </w:r>
+    </w:p>
+    <w:p>
+      <w:r>
         <w:br/>
       </w:r>
-      <w:r>
-        <w:rPr>
-          <w:rFonts w:ascii="Times New Roman" w:eastAsia="Times New Roman" w:hAnsi="Times New Roman" w:cs="Times New Roman"/>
-        </w:rPr>
-        <w:br/>
-        <w:t>September 2009 - August 2011</w:t>
-      </w:r>
-    </w:p>
-    <w:p>
-      <w:pPr>
-        <w:spacing w:line="300" w:lineRule="atLeast"/>
-        <w:outlineLvl w:val="2"/>
-        <w:rPr>
-          <w:rFonts w:ascii="Times New Roman" w:eastAsia="Times New Roman" w:hAnsi="Times New Roman" w:cs="Times New Roman"/>
-          <w:color w:val="EB6E80"/>
-          <w:sz w:val="27"/>
-          <w:szCs w:val="27"/>
-        </w:rPr>
-      </w:pPr>
-      <w:r>
-        <w:rPr>
-          <w:rFonts w:ascii="Times New Roman" w:eastAsia="Times New Roman" w:hAnsi="Times New Roman" w:cs="Times New Roman"/>
-          <w:color w:val="EB6E80"/>
-          <w:sz w:val="27"/>
-          <w:szCs w:val="27"/>
-        </w:rPr>
-        <w:t>The Digitel</w:t>
-      </w:r>
-    </w:p>
-    <w:p>
-      <w:pPr>
-        <w:outlineLvl w:val="3"/>
-        <w:rPr>
-          <w:rFonts w:ascii="Times New Roman" w:eastAsia="Times New Roman" w:hAnsi="Times New Roman" w:cs="Times New Roman"/>
-        </w:rPr>
-      </w:pPr>
-      <w:r>
-        <w:rPr>
-          <w:rFonts w:ascii="Times New Roman" w:eastAsia="Times New Roman" w:hAnsi="Times New Roman" w:cs="Times New Roman"/>
-        </w:rPr>
-        <w:t>Senior Web Developer</w:t>
-      </w:r>
-    </w:p>
-    <w:p>
-      <w:pPr>
-        <w:spacing w:before="75" w:after="75" w:line="360" w:lineRule="atLeast"/>
-        <w:rPr>
-          <w:rFonts w:ascii="Times New Roman" w:eastAsia="Times New Roman" w:hAnsi="Times New Roman" w:cs="Times New Roman"/>
-          <w:sz w:val="23"/>
-          <w:szCs w:val="23"/>
-        </w:rPr>
-      </w:pPr>
-      <w:r>
-        <w:rPr>
-          <w:rFonts w:ascii="Times New Roman" w:eastAsia="Times New Roman" w:hAnsi="Times New Roman" w:cs="Times New Roman"/>
-          <w:sz w:val="23"/>
-          <w:szCs w:val="23"/>
-        </w:rPr>
-        <w:t>The Digitel.com is owned and operated by Giant Hawk Media LLC. The website is an online, easy-to-use, and comprehensive resource for local-level information of Charleston, S.C. The project aim is to design a website using Drupal as CMS to upload videos and other articles on day-to-day basis.</w:t>
-      </w:r>
-    </w:p>
-    <w:p>
-      <w:pPr>
-        <w:rPr>
-          <w:rFonts w:ascii="Times New Roman" w:eastAsia="Times New Roman" w:hAnsi="Times New Roman" w:cs="Times New Roman"/>
-        </w:rPr>
-      </w:pPr>
-      <w:r>
-        <w:rPr>
-          <w:rFonts w:ascii="Times New Roman" w:eastAsia="Times New Roman" w:hAnsi="Times New Roman" w:cs="Times New Roman"/>
-        </w:rPr>
-        <w:t xml:space="preserve">Technologies used: HTML, CSS, JavaScript, jQuery/AJAX/JSON, </w:t>
-      </w:r>
-      <w:r>
-        <w:rPr>
-          <w:rFonts w:ascii="Times New Roman" w:eastAsia="Times New Roman" w:hAnsi="Times New Roman" w:cs="Times New Roman"/>
-        </w:rPr>
-        <w:t>Drupal (</w:t>
-      </w:r>
-      <w:r>
-        <w:rPr>
-          <w:rFonts w:ascii="Times New Roman" w:eastAsia="Times New Roman" w:hAnsi="Times New Roman" w:cs="Times New Roman"/>
-        </w:rPr>
-        <w:t>CMS), Google maps, Formalize CSS, CreateJS, MS Atlas, Adobe Photoshop CS</w:t>
-      </w:r>
-    </w:p>
-    <w:p>
-      <w:pPr>
-        <w:rPr>
-          <w:rFonts w:ascii="Times New Roman" w:eastAsia="Times New Roman" w:hAnsi="Times New Roman" w:cs="Times New Roman"/>
-        </w:rPr>
-      </w:pPr>
-      <w:r>
-        <w:rPr>
-          <w:rFonts w:ascii="Times New Roman" w:eastAsia="Times New Roman" w:hAnsi="Times New Roman" w:cs="Times New Roman"/>
-        </w:rPr>
-        <w:br/>
-      </w:r>
-      <w:r>
-        <w:rPr>
-          <w:rFonts w:ascii="Times New Roman" w:eastAsia="Times New Roman" w:hAnsi="Times New Roman" w:cs="Times New Roman"/>
-        </w:rPr>
-        <w:br/>
-        <w:t>August 2008 - September 2009</w:t>
-      </w:r>
-    </w:p>
-    <w:p>
-      <w:pPr>
-        <w:spacing w:line="300" w:lineRule="atLeast"/>
-        <w:outlineLvl w:val="2"/>
-        <w:rPr>
-          <w:rFonts w:ascii="Times New Roman" w:eastAsia="Times New Roman" w:hAnsi="Times New Roman" w:cs="Times New Roman"/>
-          <w:color w:val="EB6E80"/>
-          <w:sz w:val="27"/>
-          <w:szCs w:val="27"/>
-        </w:rPr>
-      </w:pPr>
-      <w:r>
-        <w:rPr>
-          <w:rFonts w:ascii="Times New Roman" w:eastAsia="Times New Roman" w:hAnsi="Times New Roman" w:cs="Times New Roman"/>
-          <w:color w:val="EB6E80"/>
-          <w:sz w:val="27"/>
-          <w:szCs w:val="27"/>
-        </w:rPr>
-        <w:t>Mattel</w:t>
-      </w:r>
-    </w:p>
-    <w:p>
-      <w:pPr>
-        <w:outlineLvl w:val="3"/>
-        <w:rPr>
-          <w:rFonts w:ascii="Times New Roman" w:eastAsia="Times New Roman" w:hAnsi="Times New Roman" w:cs="Times New Roman"/>
-        </w:rPr>
-      </w:pPr>
-      <w:r>
-        <w:rPr>
-          <w:rFonts w:ascii="Times New Roman" w:eastAsia="Times New Roman" w:hAnsi="Times New Roman" w:cs="Times New Roman"/>
-        </w:rPr>
-        <w:t>Web Developer</w:t>
-      </w:r>
-    </w:p>
-    <w:p>
-      <w:pPr>
-        <w:spacing w:before="75" w:after="75" w:line="360" w:lineRule="atLeast"/>
-        <w:rPr>
-          <w:rFonts w:ascii="Times New Roman" w:eastAsia="Times New Roman" w:hAnsi="Times New Roman" w:cs="Times New Roman"/>
-          <w:sz w:val="23"/>
-          <w:szCs w:val="23"/>
-        </w:rPr>
-      </w:pPr>
-      <w:r>
-        <w:rPr>
-          <w:rFonts w:ascii="Times New Roman" w:eastAsia="Times New Roman" w:hAnsi="Times New Roman" w:cs="Times New Roman"/>
-          <w:sz w:val="23"/>
-          <w:szCs w:val="23"/>
-        </w:rPr>
-        <w:t>Mattel is one of the leading toy manufacturing companies in the world. Our team designed and developed web</w:t>
-      </w:r>
-      <w:r>
-        <w:rPr>
-          <w:rFonts w:ascii="Times New Roman" w:eastAsia="Times New Roman" w:hAnsi="Times New Roman" w:cs="Times New Roman"/>
-          <w:sz w:val="23"/>
-          <w:szCs w:val="23"/>
-        </w:rPr>
-        <w:t>-</w:t>
-      </w:r>
-      <w:r>
-        <w:rPr>
-          <w:rFonts w:ascii="Times New Roman" w:eastAsia="Times New Roman" w:hAnsi="Times New Roman" w:cs="Times New Roman"/>
-          <w:sz w:val="23"/>
-          <w:szCs w:val="23"/>
-        </w:rPr>
-        <w:t xml:space="preserve">based intranet application to track customer and order information. The application could create purchase orders and invoices and maintain customer and order details. Detailed reports </w:t>
-      </w:r>
-      <w:r>
-        <w:rPr>
-          <w:rFonts w:ascii="Times New Roman" w:eastAsia="Times New Roman" w:hAnsi="Times New Roman" w:cs="Times New Roman"/>
-          <w:sz w:val="23"/>
-          <w:szCs w:val="23"/>
-        </w:rPr>
-        <w:lastRenderedPageBreak/>
-        <w:t>on customer and order were generated using Crystal Reports. Designed clean and attractive interface for easy user experience.</w:t>
-      </w:r>
-    </w:p>
-    <w:p>
-      <w:pPr>
-        <w:rPr>
-          <w:rFonts w:ascii="Times New Roman" w:eastAsia="Times New Roman" w:hAnsi="Times New Roman" w:cs="Times New Roman"/>
-        </w:rPr>
-      </w:pPr>
-      <w:r>
-        <w:rPr>
-          <w:rFonts w:ascii="Times New Roman" w:eastAsia="Times New Roman" w:hAnsi="Times New Roman" w:cs="Times New Roman"/>
-        </w:rPr>
-        <w:t>Technologies used: HTML, CSS, JavaScript, jQuery/AJAX/JSON/XML</w:t>
-      </w:r>
-    </w:p>
-    <w:p>
-      <w:pPr>
-        <w:rPr>
-          <w:rFonts w:ascii="Times New Roman" w:eastAsia="Times New Roman" w:hAnsi="Times New Roman" w:cs="Times New Roman"/>
-        </w:rPr>
-      </w:pPr>
-      <w:r>
-        <w:rPr>
-          <w:rFonts w:ascii="Times New Roman" w:eastAsia="Times New Roman" w:hAnsi="Times New Roman" w:cs="Times New Roman"/>
-        </w:rPr>
-        <w:br/>
-      </w:r>
-      <w:r>
-        <w:rPr>
-          <w:rFonts w:ascii="Times New Roman" w:eastAsia="Times New Roman" w:hAnsi="Times New Roman" w:cs="Times New Roman"/>
-        </w:rPr>
-        <w:br/>
-        <w:t>June 2008 - July 2008</w:t>
-      </w:r>
-    </w:p>
-    <w:p>
-      <w:pPr>
-        <w:spacing w:line="300" w:lineRule="atLeast"/>
-        <w:outlineLvl w:val="2"/>
-        <w:rPr>
-          <w:rFonts w:ascii="Times New Roman" w:eastAsia="Times New Roman" w:hAnsi="Times New Roman" w:cs="Times New Roman"/>
-          <w:color w:val="EB6E80"/>
-          <w:sz w:val="27"/>
-          <w:szCs w:val="27"/>
-        </w:rPr>
-      </w:pPr>
-      <w:r>
-        <w:rPr>
-          <w:rFonts w:ascii="Times New Roman" w:eastAsia="Times New Roman" w:hAnsi="Times New Roman" w:cs="Times New Roman"/>
-          <w:color w:val="EB6E80"/>
-          <w:sz w:val="27"/>
-          <w:szCs w:val="27"/>
-        </w:rPr>
-        <w:t>Software Technology Network</w:t>
-      </w:r>
-    </w:p>
-    <w:p>
-      <w:pPr>
-        <w:outlineLvl w:val="3"/>
-        <w:rPr>
-          <w:rFonts w:ascii="Times New Roman" w:eastAsia="Times New Roman" w:hAnsi="Times New Roman" w:cs="Times New Roman"/>
-        </w:rPr>
-      </w:pPr>
-      <w:r>
-        <w:rPr>
-          <w:rFonts w:ascii="Times New Roman" w:eastAsia="Times New Roman" w:hAnsi="Times New Roman" w:cs="Times New Roman"/>
-        </w:rPr>
-        <w:t>Software Developer</w:t>
-      </w:r>
-    </w:p>
-    <w:p>
-      <w:pPr>
-        <w:spacing w:before="75" w:after="75" w:line="360" w:lineRule="atLeast"/>
-        <w:rPr>
-          <w:rFonts w:ascii="Times New Roman" w:eastAsia="Times New Roman" w:hAnsi="Times New Roman" w:cs="Times New Roman"/>
-          <w:sz w:val="23"/>
-          <w:szCs w:val="23"/>
-        </w:rPr>
-      </w:pPr>
-      <w:r>
-        <w:rPr>
-          <w:rFonts w:ascii="Times New Roman" w:eastAsia="Times New Roman" w:hAnsi="Times New Roman" w:cs="Times New Roman"/>
-          <w:sz w:val="23"/>
-          <w:szCs w:val="23"/>
-        </w:rPr>
-        <w:t>Developed a web</w:t>
-      </w:r>
-      <w:r>
-        <w:rPr>
-          <w:rFonts w:ascii="Times New Roman" w:eastAsia="Times New Roman" w:hAnsi="Times New Roman" w:cs="Times New Roman"/>
-          <w:sz w:val="23"/>
-          <w:szCs w:val="23"/>
-        </w:rPr>
-        <w:t>-</w:t>
-      </w:r>
-      <w:r>
-        <w:rPr>
-          <w:rFonts w:ascii="Times New Roman" w:eastAsia="Times New Roman" w:hAnsi="Times New Roman" w:cs="Times New Roman"/>
-          <w:sz w:val="23"/>
-          <w:szCs w:val="23"/>
-        </w:rPr>
-        <w:t>based E-commerce application that allowed users to buy tickets and pick their preferred seats.</w:t>
-      </w:r>
-    </w:p>
-    <w:p>
-      <w:pPr>
-        <w:rPr>
-          <w:rFonts w:ascii="Times New Roman" w:eastAsia="Times New Roman" w:hAnsi="Times New Roman" w:cs="Times New Roman"/>
-        </w:rPr>
-      </w:pPr>
-      <w:r>
-        <w:rPr>
-          <w:rFonts w:ascii="Times New Roman" w:eastAsia="Times New Roman" w:hAnsi="Times New Roman" w:cs="Times New Roman"/>
-        </w:rPr>
-        <w:t>Technologies used: HTML, CSS, Java</w:t>
-      </w:r>
-    </w:p>
-    <w:p>
-      <w:pPr>
-        <w:rPr>
-          <w:rFonts w:ascii="Times New Roman" w:eastAsia="Times New Roman" w:hAnsi="Times New Roman" w:cs="Times New Roman"/>
-          <w:b/>
-          <w:bCs/>
+    </w:p>
+    <w:p>
+      <w:pPr>
+        <w:pStyle w:val="Heading2"/>
+        <w:spacing w:before="0" w:beforeAutospacing="0" w:after="225" w:afterAutospacing="0"/>
+        <w:rPr>
           <w:caps/>
           <w:color w:val="EB6E80"/>
-          <w:sz w:val="36"/>
-          <w:szCs w:val="36"/>
-        </w:rPr>
-      </w:pPr>
-      <w:r>
-        <w:rPr>
-          <w:rFonts w:ascii="Times New Roman" w:eastAsia="Times New Roman" w:hAnsi="Times New Roman" w:cs="Times New Roman"/>
-        </w:rPr>
-        <w:br/>
-      </w:r>
-    </w:p>
-    <w:p>
-      <w:pPr>
-        <w:rPr>
-          <w:rFonts w:ascii="Times New Roman" w:eastAsia="Times New Roman" w:hAnsi="Times New Roman" w:cs="Times New Roman"/>
-          <w:b/>
-          <w:bCs/>
+        </w:rPr>
+      </w:pPr>
+      <w:r>
+        <w:rPr>
           <w:caps/>
           <w:color w:val="EB6E80"/>
-          <w:sz w:val="36"/>
-          <w:szCs w:val="36"/>
-        </w:rPr>
-      </w:pPr>
-      <w:r>
-        <w:rPr>
-          <w:rFonts w:ascii="Times New Roman" w:eastAsia="Times New Roman" w:hAnsi="Times New Roman" w:cs="Times New Roman"/>
-          <w:b/>
-          <w:bCs/>
-          <w:caps/>
+        </w:rPr>
+        <w:t>EDUCATION</w:t>
+      </w:r>
+    </w:p>
+    <w:p>
+      <w:r>
+        <w:rPr>
+          <w:rStyle w:val="date"/>
+        </w:rPr>
+        <w:t>August 2008 - December 2010</w:t>
+      </w:r>
+    </w:p>
+    <w:p>
+      <w:pPr>
+        <w:pStyle w:val="Heading3"/>
+        <w:spacing w:before="0" w:beforeAutospacing="0" w:after="0" w:afterAutospacing="0" w:line="300" w:lineRule="atLeast"/>
+        <w:rPr>
+          <w:b w:val="0"/>
+          <w:bCs w:val="0"/>
           <w:color w:val="EB6E80"/>
-          <w:sz w:val="36"/>
-          <w:szCs w:val="36"/>
-        </w:rPr>
-        <w:t>EDUCATION</w:t>
-      </w:r>
-    </w:p>
-    <w:p>
-      <w:pPr>
-        <w:rPr>
-          <w:rFonts w:ascii="Times New Roman" w:eastAsia="Times New Roman" w:hAnsi="Times New Roman" w:cs="Times New Roman"/>
-        </w:rPr>
-      </w:pPr>
-      <w:r>
-        <w:rPr>
-          <w:rFonts w:ascii="Times New Roman" w:eastAsia="Times New Roman" w:hAnsi="Times New Roman" w:cs="Times New Roman"/>
-        </w:rPr>
-        <w:t>August 2008 - December 2010</w:t>
-      </w:r>
-    </w:p>
-    <w:p>
-      <w:pPr>
-        <w:spacing w:line="300" w:lineRule="atLeast"/>
-        <w:outlineLvl w:val="2"/>
-        <w:rPr>
-          <w:rFonts w:ascii="Times New Roman" w:eastAsia="Times New Roman" w:hAnsi="Times New Roman" w:cs="Times New Roman"/>
+        </w:rPr>
+      </w:pPr>
+      <w:r>
+        <w:rPr>
+          <w:b w:val="0"/>
+          <w:bCs w:val="0"/>
           <w:color w:val="EB6E80"/>
-          <w:sz w:val="27"/>
-          <w:szCs w:val="27"/>
-        </w:rPr>
-      </w:pPr>
-      <w:r>
-        <w:rPr>
-          <w:rFonts w:ascii="Times New Roman" w:eastAsia="Times New Roman" w:hAnsi="Times New Roman" w:cs="Times New Roman"/>
+        </w:rPr>
+        <w:t>University of Wisconsin - Parkside</w:t>
+      </w:r>
+    </w:p>
+    <w:p>
+      <w:pPr>
+        <w:pStyle w:val="Heading4"/>
+        <w:spacing w:before="0" w:beforeAutospacing="0" w:after="0" w:afterAutospacing="0"/>
+        <w:rPr>
+          <w:b w:val="0"/>
+          <w:bCs w:val="0"/>
+        </w:rPr>
+      </w:pPr>
+      <w:r>
+        <w:rPr>
+          <w:b w:val="0"/>
+          <w:bCs w:val="0"/>
+        </w:rPr>
+        <w:t>Master of Science in Computer Information Systems</w:t>
+      </w:r>
+    </w:p>
+    <w:p>
+      <w:r>
+        <w:br/>
+      </w:r>
+      <w:r>
+        <w:rPr>
+          <w:rStyle w:val="date"/>
+        </w:rPr>
+        <w:t>April 2004 - May 2008</w:t>
+      </w:r>
+    </w:p>
+    <w:p>
+      <w:pPr>
+        <w:pStyle w:val="Heading3"/>
+        <w:spacing w:before="0" w:beforeAutospacing="0" w:after="0" w:afterAutospacing="0" w:line="300" w:lineRule="atLeast"/>
+        <w:rPr>
+          <w:b w:val="0"/>
+          <w:bCs w:val="0"/>
           <w:color w:val="EB6E80"/>
-          <w:sz w:val="27"/>
-          <w:szCs w:val="27"/>
-        </w:rPr>
-        <w:t>University of Wisconsin - Parkside</w:t>
-      </w:r>
-    </w:p>
-    <w:p>
-      <w:pPr>
-        <w:outlineLvl w:val="3"/>
-        <w:rPr>
-          <w:rFonts w:ascii="Times New Roman" w:eastAsia="Times New Roman" w:hAnsi="Times New Roman" w:cs="Times New Roman"/>
-        </w:rPr>
-      </w:pPr>
-      <w:r>
-        <w:rPr>
-          <w:rFonts w:ascii="Times New Roman" w:eastAsia="Times New Roman" w:hAnsi="Times New Roman" w:cs="Times New Roman"/>
-        </w:rPr>
-        <w:t>Master of Science in Computer Information Systems</w:t>
-      </w:r>
-    </w:p>
-    <w:p>
-      <w:pPr>
-        <w:rPr>
-          <w:rFonts w:ascii="Times New Roman" w:eastAsia="Times New Roman" w:hAnsi="Times New Roman" w:cs="Times New Roman"/>
-        </w:rPr>
-      </w:pPr>
-      <w:r>
-        <w:rPr>
-          <w:rFonts w:ascii="Times New Roman" w:eastAsia="Times New Roman" w:hAnsi="Times New Roman" w:cs="Times New Roman"/>
-        </w:rPr>
-        <w:br/>
-        <w:t>April 2004 - May 2008</w:t>
-      </w:r>
-    </w:p>
-    <w:p>
-      <w:pPr>
-        <w:spacing w:line="300" w:lineRule="atLeast"/>
-        <w:outlineLvl w:val="2"/>
-        <w:rPr>
-          <w:rFonts w:ascii="Times New Roman" w:eastAsia="Times New Roman" w:hAnsi="Times New Roman" w:cs="Times New Roman"/>
+        </w:rPr>
+      </w:pPr>
+      <w:r>
+        <w:rPr>
+          <w:b w:val="0"/>
+          <w:bCs w:val="0"/>
           <w:color w:val="EB6E80"/>
-          <w:sz w:val="27"/>
-          <w:szCs w:val="27"/>
-        </w:rPr>
-      </w:pPr>
-      <w:r>
-        <w:rPr>
-          <w:rFonts w:ascii="Times New Roman" w:eastAsia="Times New Roman" w:hAnsi="Times New Roman" w:cs="Times New Roman"/>
-          <w:color w:val="EB6E80"/>
-          <w:sz w:val="27"/>
-          <w:szCs w:val="27"/>
         </w:rPr>
         <w:t>Punjab Technical University</w:t>
       </w:r>
     </w:p>
     <w:p>
       <w:pPr>
-        <w:outlineLvl w:val="3"/>
-        <w:rPr>
-          <w:rFonts w:ascii="Times New Roman" w:eastAsia="Times New Roman" w:hAnsi="Times New Roman" w:cs="Times New Roman"/>
-        </w:rPr>
-      </w:pPr>
-      <w:r>
-        <w:rPr>
-          <w:rFonts w:ascii="Times New Roman" w:eastAsia="Times New Roman" w:hAnsi="Times New Roman" w:cs="Times New Roman"/>
+        <w:pStyle w:val="Heading4"/>
+        <w:spacing w:before="0" w:beforeAutospacing="0" w:after="0" w:afterAutospacing="0"/>
+        <w:rPr>
+          <w:b w:val="0"/>
+          <w:bCs w:val="0"/>
+        </w:rPr>
+      </w:pPr>
+      <w:r>
+        <w:rPr>
+          <w:b w:val="0"/>
+          <w:bCs w:val="0"/>
         </w:rPr>
         <w:t>Bachelor of Technology (Computer Sciences)</w:t>
       </w:r>
     </w:p>
     <w:p>
       <w:r>
-        <w:rPr>
-          <w:rFonts w:ascii="Times New Roman" w:eastAsia="Times New Roman" w:hAnsi="Times New Roman" w:cs="Times New Roman"/>
-        </w:rPr>
-        <w:t>References available upon request.</w:t>
+        <w:t>References are available upon request.</w:t>
       </w:r>
     </w:p>
     <w:sectPr>
@@ -1323,6 +1263,304 @@
 <file path=word/numbering.xml><?xml version="1.0" encoding="utf-8"?>
 <w:numbering xmlns:wpc="http://schemas.microsoft.com/office/word/2010/wordprocessingCanvas" xmlns:cx="http://schemas.microsoft.com/office/drawing/2014/chartex" xmlns:cx1="http://schemas.microsoft.com/office/drawing/2015/9/8/chartex" xmlns:cx2="http://schemas.microsoft.com/office/drawing/2015/10/21/chartex" xmlns:cx3="http://schemas.microsoft.com/office/drawing/2016/5/9/chartex" xmlns:cx4="http://schemas.microsoft.com/office/drawing/2016/5/10/chartex" xmlns:cx5="http://schemas.microsoft.com/office/drawing/2016/5/11/chartex" xmlns:cx6="http://schemas.microsoft.com/office/drawing/2016/5/12/chartex" xmlns:cx7="http://schemas.microsoft.com/office/drawing/2016/5/13/chartex" xmlns:cx8="http://schemas.microsoft.com/office/drawing/2016/5/14/chartex" xmlns:mc="http://schemas.openxmlformats.org/markup-compatibility/2006" xmlns:aink="http://schemas.microsoft.com/office/drawing/2016/ink" xmlns:am3d="http://schemas.microsoft.com/office/drawing/2017/model3d" xmlns:o="urn:schemas-microsoft-com:office:office" xmlns:oel="http://schemas.microsoft.com/office/2019/extlst" xmlns:r="http://schemas.openxmlformats.org/officeDocument/2006/relationships" xmlns:m="http://schemas.openxmlformats.org/officeDocument/2006/math" xmlns:v="urn:schemas-microsoft-com:vml" xmlns:wp14="http://schemas.microsoft.com/office/word/2010/wordprocessingDrawing" xmlns:wp="http://schemas.openxmlformats.org/drawingml/2006/wordprocessingDrawing" xmlns:w10="urn:schemas-microsoft-com:office:word" xmlns:w="http://schemas.openxmlformats.org/wordprocessingml/2006/main" xmlns:w14="http://schemas.microsoft.com/office/word/2010/wordml" xmlns:w15="http://schemas.microsoft.com/office/word/2012/wordml" xmlns:w16cex="http://schemas.microsoft.com/office/word/2018/wordml/cex" xmlns:w16cid="http://schemas.microsoft.com/office/word/2016/wordml/cid" xmlns:w16="http://schemas.microsoft.com/office/word/2018/wordml" xmlns:w16sdtdh="http://schemas.microsoft.com/office/word/2020/wordml/sdtdatahash" xmlns:w16se="http://schemas.microsoft.com/office/word/2015/wordml/symex" xmlns:wpg="http://schemas.microsoft.com/office/word/2010/wordprocessingGroup" xmlns:wpi="http://schemas.microsoft.com/office/word/2010/wordprocessingInk" xmlns:wne="http://schemas.microsoft.com/office/word/2006/wordml" xmlns:wps="http://schemas.microsoft.com/office/word/2010/wordprocessingShape" mc:Ignorable="w14 w15 w16se w16cid w16 w16cex w16sdtdh wp14">
   <w:abstractNum w:abstractNumId="0" w15:restartNumberingAfterBreak="0">
+    <w:nsid w:val="01BB0AA9"/>
+    <w:multiLevelType w:val="multilevel"/>
+    <w:tmpl w:val="6170799E"/>
+    <w:lvl w:ilvl="0">
+      <w:start w:val="1"/>
+      <w:numFmt w:val="bullet"/>
+      <w:lvlText w:val=""/>
+      <w:lvlJc w:val="left"/>
+      <w:pPr>
+        <w:tabs>
+          <w:tab w:val="num" w:pos="720"/>
+        </w:tabs>
+        <w:ind w:left="720" w:hanging="360"/>
+      </w:pPr>
+      <w:rPr>
+        <w:rFonts w:ascii="Symbol" w:hAnsi="Symbol" w:hint="default"/>
+        <w:sz w:val="20"/>
+      </w:rPr>
+    </w:lvl>
+    <w:lvl w:ilvl="1" w:tentative="1">
+      <w:start w:val="1"/>
+      <w:numFmt w:val="bullet"/>
+      <w:lvlText w:val="o"/>
+      <w:lvlJc w:val="left"/>
+      <w:pPr>
+        <w:tabs>
+          <w:tab w:val="num" w:pos="1440"/>
+        </w:tabs>
+        <w:ind w:left="1440" w:hanging="360"/>
+      </w:pPr>
+      <w:rPr>
+        <w:rFonts w:ascii="Courier New" w:hAnsi="Courier New" w:hint="default"/>
+        <w:sz w:val="20"/>
+      </w:rPr>
+    </w:lvl>
+    <w:lvl w:ilvl="2" w:tentative="1">
+      <w:start w:val="1"/>
+      <w:numFmt w:val="bullet"/>
+      <w:lvlText w:val=""/>
+      <w:lvlJc w:val="left"/>
+      <w:pPr>
+        <w:tabs>
+          <w:tab w:val="num" w:pos="2160"/>
+        </w:tabs>
+        <w:ind w:left="2160" w:hanging="360"/>
+      </w:pPr>
+      <w:rPr>
+        <w:rFonts w:ascii="Wingdings" w:hAnsi="Wingdings" w:hint="default"/>
+        <w:sz w:val="20"/>
+      </w:rPr>
+    </w:lvl>
+    <w:lvl w:ilvl="3" w:tentative="1">
+      <w:start w:val="1"/>
+      <w:numFmt w:val="bullet"/>
+      <w:lvlText w:val=""/>
+      <w:lvlJc w:val="left"/>
+      <w:pPr>
+        <w:tabs>
+          <w:tab w:val="num" w:pos="2880"/>
+        </w:tabs>
+        <w:ind w:left="2880" w:hanging="360"/>
+      </w:pPr>
+      <w:rPr>
+        <w:rFonts w:ascii="Wingdings" w:hAnsi="Wingdings" w:hint="default"/>
+        <w:sz w:val="20"/>
+      </w:rPr>
+    </w:lvl>
+    <w:lvl w:ilvl="4" w:tentative="1">
+      <w:start w:val="1"/>
+      <w:numFmt w:val="bullet"/>
+      <w:lvlText w:val=""/>
+      <w:lvlJc w:val="left"/>
+      <w:pPr>
+        <w:tabs>
+          <w:tab w:val="num" w:pos="3600"/>
+        </w:tabs>
+        <w:ind w:left="3600" w:hanging="360"/>
+      </w:pPr>
+      <w:rPr>
+        <w:rFonts w:ascii="Wingdings" w:hAnsi="Wingdings" w:hint="default"/>
+        <w:sz w:val="20"/>
+      </w:rPr>
+    </w:lvl>
+    <w:lvl w:ilvl="5" w:tentative="1">
+      <w:start w:val="1"/>
+      <w:numFmt w:val="bullet"/>
+      <w:lvlText w:val=""/>
+      <w:lvlJc w:val="left"/>
+      <w:pPr>
+        <w:tabs>
+          <w:tab w:val="num" w:pos="4320"/>
+        </w:tabs>
+        <w:ind w:left="4320" w:hanging="360"/>
+      </w:pPr>
+      <w:rPr>
+        <w:rFonts w:ascii="Wingdings" w:hAnsi="Wingdings" w:hint="default"/>
+        <w:sz w:val="20"/>
+      </w:rPr>
+    </w:lvl>
+    <w:lvl w:ilvl="6" w:tentative="1">
+      <w:start w:val="1"/>
+      <w:numFmt w:val="bullet"/>
+      <w:lvlText w:val=""/>
+      <w:lvlJc w:val="left"/>
+      <w:pPr>
+        <w:tabs>
+          <w:tab w:val="num" w:pos="5040"/>
+        </w:tabs>
+        <w:ind w:left="5040" w:hanging="360"/>
+      </w:pPr>
+      <w:rPr>
+        <w:rFonts w:ascii="Wingdings" w:hAnsi="Wingdings" w:hint="default"/>
+        <w:sz w:val="20"/>
+      </w:rPr>
+    </w:lvl>
+    <w:lvl w:ilvl="7" w:tentative="1">
+      <w:start w:val="1"/>
+      <w:numFmt w:val="bullet"/>
+      <w:lvlText w:val=""/>
+      <w:lvlJc w:val="left"/>
+      <w:pPr>
+        <w:tabs>
+          <w:tab w:val="num" w:pos="5760"/>
+        </w:tabs>
+        <w:ind w:left="5760" w:hanging="360"/>
+      </w:pPr>
+      <w:rPr>
+        <w:rFonts w:ascii="Wingdings" w:hAnsi="Wingdings" w:hint="default"/>
+        <w:sz w:val="20"/>
+      </w:rPr>
+    </w:lvl>
+    <w:lvl w:ilvl="8" w:tentative="1">
+      <w:start w:val="1"/>
+      <w:numFmt w:val="bullet"/>
+      <w:lvlText w:val=""/>
+      <w:lvlJc w:val="left"/>
+      <w:pPr>
+        <w:tabs>
+          <w:tab w:val="num" w:pos="6480"/>
+        </w:tabs>
+        <w:ind w:left="6480" w:hanging="360"/>
+      </w:pPr>
+      <w:rPr>
+        <w:rFonts w:ascii="Wingdings" w:hAnsi="Wingdings" w:hint="default"/>
+        <w:sz w:val="20"/>
+      </w:rPr>
+    </w:lvl>
+  </w:abstractNum>
+  <w:abstractNum w:abstractNumId="1" w15:restartNumberingAfterBreak="0">
+    <w:nsid w:val="05437DFA"/>
+    <w:multiLevelType w:val="multilevel"/>
+    <w:tmpl w:val="718EEFEC"/>
+    <w:lvl w:ilvl="0">
+      <w:start w:val="1"/>
+      <w:numFmt w:val="bullet"/>
+      <w:lvlText w:val=""/>
+      <w:lvlJc w:val="left"/>
+      <w:pPr>
+        <w:tabs>
+          <w:tab w:val="num" w:pos="720"/>
+        </w:tabs>
+        <w:ind w:left="720" w:hanging="360"/>
+      </w:pPr>
+      <w:rPr>
+        <w:rFonts w:ascii="Symbol" w:hAnsi="Symbol" w:hint="default"/>
+        <w:sz w:val="20"/>
+      </w:rPr>
+    </w:lvl>
+    <w:lvl w:ilvl="1" w:tentative="1">
+      <w:start w:val="1"/>
+      <w:numFmt w:val="bullet"/>
+      <w:lvlText w:val="o"/>
+      <w:lvlJc w:val="left"/>
+      <w:pPr>
+        <w:tabs>
+          <w:tab w:val="num" w:pos="1440"/>
+        </w:tabs>
+        <w:ind w:left="1440" w:hanging="360"/>
+      </w:pPr>
+      <w:rPr>
+        <w:rFonts w:ascii="Courier New" w:hAnsi="Courier New" w:hint="default"/>
+        <w:sz w:val="20"/>
+      </w:rPr>
+    </w:lvl>
+    <w:lvl w:ilvl="2" w:tentative="1">
+      <w:start w:val="1"/>
+      <w:numFmt w:val="bullet"/>
+      <w:lvlText w:val=""/>
+      <w:lvlJc w:val="left"/>
+      <w:pPr>
+        <w:tabs>
+          <w:tab w:val="num" w:pos="2160"/>
+        </w:tabs>
+        <w:ind w:left="2160" w:hanging="360"/>
+      </w:pPr>
+      <w:rPr>
+        <w:rFonts w:ascii="Wingdings" w:hAnsi="Wingdings" w:hint="default"/>
+        <w:sz w:val="20"/>
+      </w:rPr>
+    </w:lvl>
+    <w:lvl w:ilvl="3" w:tentative="1">
+      <w:start w:val="1"/>
+      <w:numFmt w:val="bullet"/>
+      <w:lvlText w:val=""/>
+      <w:lvlJc w:val="left"/>
+      <w:pPr>
+        <w:tabs>
+          <w:tab w:val="num" w:pos="2880"/>
+        </w:tabs>
+        <w:ind w:left="2880" w:hanging="360"/>
+      </w:pPr>
+      <w:rPr>
+        <w:rFonts w:ascii="Wingdings" w:hAnsi="Wingdings" w:hint="default"/>
+        <w:sz w:val="20"/>
+      </w:rPr>
+    </w:lvl>
+    <w:lvl w:ilvl="4" w:tentative="1">
+      <w:start w:val="1"/>
+      <w:numFmt w:val="bullet"/>
+      <w:lvlText w:val=""/>
+      <w:lvlJc w:val="left"/>
+      <w:pPr>
+        <w:tabs>
+          <w:tab w:val="num" w:pos="3600"/>
+        </w:tabs>
+        <w:ind w:left="3600" w:hanging="360"/>
+      </w:pPr>
+      <w:rPr>
+        <w:rFonts w:ascii="Wingdings" w:hAnsi="Wingdings" w:hint="default"/>
+        <w:sz w:val="20"/>
+      </w:rPr>
+    </w:lvl>
+    <w:lvl w:ilvl="5" w:tentative="1">
+      <w:start w:val="1"/>
+      <w:numFmt w:val="bullet"/>
+      <w:lvlText w:val=""/>
+      <w:lvlJc w:val="left"/>
+      <w:pPr>
+        <w:tabs>
+          <w:tab w:val="num" w:pos="4320"/>
+        </w:tabs>
+        <w:ind w:left="4320" w:hanging="360"/>
+      </w:pPr>
+      <w:rPr>
+        <w:rFonts w:ascii="Wingdings" w:hAnsi="Wingdings" w:hint="default"/>
+        <w:sz w:val="20"/>
+      </w:rPr>
+    </w:lvl>
+    <w:lvl w:ilvl="6" w:tentative="1">
+      <w:start w:val="1"/>
+      <w:numFmt w:val="bullet"/>
+      <w:lvlText w:val=""/>
+      <w:lvlJc w:val="left"/>
+      <w:pPr>
+        <w:tabs>
+          <w:tab w:val="num" w:pos="5040"/>
+        </w:tabs>
+        <w:ind w:left="5040" w:hanging="360"/>
+      </w:pPr>
+      <w:rPr>
+        <w:rFonts w:ascii="Wingdings" w:hAnsi="Wingdings" w:hint="default"/>
+        <w:sz w:val="20"/>
+      </w:rPr>
+    </w:lvl>
+    <w:lvl w:ilvl="7" w:tentative="1">
+      <w:start w:val="1"/>
+      <w:numFmt w:val="bullet"/>
+      <w:lvlText w:val=""/>
+      <w:lvlJc w:val="left"/>
+      <w:pPr>
+        <w:tabs>
+          <w:tab w:val="num" w:pos="5760"/>
+        </w:tabs>
+        <w:ind w:left="5760" w:hanging="360"/>
+      </w:pPr>
+      <w:rPr>
+        <w:rFonts w:ascii="Wingdings" w:hAnsi="Wingdings" w:hint="default"/>
+        <w:sz w:val="20"/>
+      </w:rPr>
+    </w:lvl>
+    <w:lvl w:ilvl="8" w:tentative="1">
+      <w:start w:val="1"/>
+      <w:numFmt w:val="bullet"/>
+      <w:lvlText w:val=""/>
+      <w:lvlJc w:val="left"/>
+      <w:pPr>
+        <w:tabs>
+          <w:tab w:val="num" w:pos="6480"/>
+        </w:tabs>
+        <w:ind w:left="6480" w:hanging="360"/>
+      </w:pPr>
+      <w:rPr>
+        <w:rFonts w:ascii="Wingdings" w:hAnsi="Wingdings" w:hint="default"/>
+        <w:sz w:val="20"/>
+      </w:rPr>
+    </w:lvl>
+  </w:abstractNum>
+  <w:abstractNum w:abstractNumId="2" w15:restartNumberingAfterBreak="0">
     <w:nsid w:val="31507887"/>
     <w:multiLevelType w:val="multilevel"/>
     <w:tmpl w:val="2F567C8E"/>
@@ -1471,7 +1709,156 @@
       </w:rPr>
     </w:lvl>
   </w:abstractNum>
-  <w:abstractNum w:abstractNumId="1" w15:restartNumberingAfterBreak="0">
+  <w:abstractNum w:abstractNumId="3" w15:restartNumberingAfterBreak="0">
+    <w:nsid w:val="5200183C"/>
+    <w:multiLevelType w:val="multilevel"/>
+    <w:tmpl w:val="BF3E6874"/>
+    <w:lvl w:ilvl="0">
+      <w:start w:val="1"/>
+      <w:numFmt w:val="bullet"/>
+      <w:lvlText w:val=""/>
+      <w:lvlJc w:val="left"/>
+      <w:pPr>
+        <w:tabs>
+          <w:tab w:val="num" w:pos="720"/>
+        </w:tabs>
+        <w:ind w:left="720" w:hanging="360"/>
+      </w:pPr>
+      <w:rPr>
+        <w:rFonts w:ascii="Symbol" w:hAnsi="Symbol" w:hint="default"/>
+        <w:sz w:val="20"/>
+      </w:rPr>
+    </w:lvl>
+    <w:lvl w:ilvl="1" w:tentative="1">
+      <w:start w:val="1"/>
+      <w:numFmt w:val="bullet"/>
+      <w:lvlText w:val="o"/>
+      <w:lvlJc w:val="left"/>
+      <w:pPr>
+        <w:tabs>
+          <w:tab w:val="num" w:pos="1440"/>
+        </w:tabs>
+        <w:ind w:left="1440" w:hanging="360"/>
+      </w:pPr>
+      <w:rPr>
+        <w:rFonts w:ascii="Courier New" w:hAnsi="Courier New" w:hint="default"/>
+        <w:sz w:val="20"/>
+      </w:rPr>
+    </w:lvl>
+    <w:lvl w:ilvl="2" w:tentative="1">
+      <w:start w:val="1"/>
+      <w:numFmt w:val="bullet"/>
+      <w:lvlText w:val=""/>
+      <w:lvlJc w:val="left"/>
+      <w:pPr>
+        <w:tabs>
+          <w:tab w:val="num" w:pos="2160"/>
+        </w:tabs>
+        <w:ind w:left="2160" w:hanging="360"/>
+      </w:pPr>
+      <w:rPr>
+        <w:rFonts w:ascii="Wingdings" w:hAnsi="Wingdings" w:hint="default"/>
+        <w:sz w:val="20"/>
+      </w:rPr>
+    </w:lvl>
+    <w:lvl w:ilvl="3" w:tentative="1">
+      <w:start w:val="1"/>
+      <w:numFmt w:val="bullet"/>
+      <w:lvlText w:val=""/>
+      <w:lvlJc w:val="left"/>
+      <w:pPr>
+        <w:tabs>
+          <w:tab w:val="num" w:pos="2880"/>
+        </w:tabs>
+        <w:ind w:left="2880" w:hanging="360"/>
+      </w:pPr>
+      <w:rPr>
+        <w:rFonts w:ascii="Wingdings" w:hAnsi="Wingdings" w:hint="default"/>
+        <w:sz w:val="20"/>
+      </w:rPr>
+    </w:lvl>
+    <w:lvl w:ilvl="4" w:tentative="1">
+      <w:start w:val="1"/>
+      <w:numFmt w:val="bullet"/>
+      <w:lvlText w:val=""/>
+      <w:lvlJc w:val="left"/>
+      <w:pPr>
+        <w:tabs>
+          <w:tab w:val="num" w:pos="3600"/>
+        </w:tabs>
+        <w:ind w:left="3600" w:hanging="360"/>
+      </w:pPr>
+      <w:rPr>
+        <w:rFonts w:ascii="Wingdings" w:hAnsi="Wingdings" w:hint="default"/>
+        <w:sz w:val="20"/>
+      </w:rPr>
+    </w:lvl>
+    <w:lvl w:ilvl="5" w:tentative="1">
+      <w:start w:val="1"/>
+      <w:numFmt w:val="bullet"/>
+      <w:lvlText w:val=""/>
+      <w:lvlJc w:val="left"/>
+      <w:pPr>
+        <w:tabs>
+          <w:tab w:val="num" w:pos="4320"/>
+        </w:tabs>
+        <w:ind w:left="4320" w:hanging="360"/>
+      </w:pPr>
+      <w:rPr>
+        <w:rFonts w:ascii="Wingdings" w:hAnsi="Wingdings" w:hint="default"/>
+        <w:sz w:val="20"/>
+      </w:rPr>
+    </w:lvl>
+    <w:lvl w:ilvl="6" w:tentative="1">
+      <w:start w:val="1"/>
+      <w:numFmt w:val="bullet"/>
+      <w:lvlText w:val=""/>
+      <w:lvlJc w:val="left"/>
+      <w:pPr>
+        <w:tabs>
+          <w:tab w:val="num" w:pos="5040"/>
+        </w:tabs>
+        <w:ind w:left="5040" w:hanging="360"/>
+      </w:pPr>
+      <w:rPr>
+        <w:rFonts w:ascii="Wingdings" w:hAnsi="Wingdings" w:hint="default"/>
+        <w:sz w:val="20"/>
+      </w:rPr>
+    </w:lvl>
+    <w:lvl w:ilvl="7" w:tentative="1">
+      <w:start w:val="1"/>
+      <w:numFmt w:val="bullet"/>
+      <w:lvlText w:val=""/>
+      <w:lvlJc w:val="left"/>
+      <w:pPr>
+        <w:tabs>
+          <w:tab w:val="num" w:pos="5760"/>
+        </w:tabs>
+        <w:ind w:left="5760" w:hanging="360"/>
+      </w:pPr>
+      <w:rPr>
+        <w:rFonts w:ascii="Wingdings" w:hAnsi="Wingdings" w:hint="default"/>
+        <w:sz w:val="20"/>
+      </w:rPr>
+    </w:lvl>
+    <w:lvl w:ilvl="8" w:tentative="1">
+      <w:start w:val="1"/>
+      <w:numFmt w:val="bullet"/>
+      <w:lvlText w:val=""/>
+      <w:lvlJc w:val="left"/>
+      <w:pPr>
+        <w:tabs>
+          <w:tab w:val="num" w:pos="6480"/>
+        </w:tabs>
+        <w:ind w:left="6480" w:hanging="360"/>
+      </w:pPr>
+      <w:rPr>
+        <w:rFonts w:ascii="Wingdings" w:hAnsi="Wingdings" w:hint="default"/>
+        <w:sz w:val="20"/>
+      </w:rPr>
+    </w:lvl>
+  </w:abstractNum>
+  <w:abstractNum w:abstractNumId="4" w15:restartNumberingAfterBreak="0">
     <w:nsid w:val="67050159"/>
     <w:multiLevelType w:val="multilevel"/>
     <w:tmpl w:val="BDBA1FC4"/>
@@ -1620,7 +2007,7 @@
       </w:rPr>
     </w:lvl>
   </w:abstractNum>
-  <w:abstractNum w:abstractNumId="2" w15:restartNumberingAfterBreak="0">
+  <w:abstractNum w:abstractNumId="5" w15:restartNumberingAfterBreak="0">
     <w:nsid w:val="78202956"/>
     <w:multiLevelType w:val="multilevel"/>
     <w:tmpl w:val="E55446A6"/>
@@ -1770,13 +2157,22 @@
     </w:lvl>
   </w:abstractNum>
   <w:num w:numId="1" w16cid:durableId="1855072620">
-    <w:abstractNumId w:val="0"/>
+    <w:abstractNumId w:val="2"/>
   </w:num>
   <w:num w:numId="2" w16cid:durableId="1249272386">
-    <w:abstractNumId w:val="2"/>
+    <w:abstractNumId w:val="5"/>
   </w:num>
   <w:num w:numId="3" w16cid:durableId="1493642747">
+    <w:abstractNumId w:val="4"/>
+  </w:num>
+  <w:num w:numId="4" w16cid:durableId="1674794646">
     <w:abstractNumId w:val="1"/>
+  </w:num>
+  <w:num w:numId="5" w16cid:durableId="1473710372">
+    <w:abstractNumId w:val="3"/>
+  </w:num>
+  <w:num w:numId="6" w16cid:durableId="481772462">
+    <w:abstractNumId w:val="0"/>
   </w:num>
 </w:numbering>
 </file>
@@ -2370,8 +2766,8 @@
       <w:rFonts w:ascii="Times New Roman" w:eastAsia="Times New Roman" w:hAnsi="Times New Roman" w:cs="Times New Roman"/>
     </w:rPr>
   </w:style>
-  <w:style w:type="character" w:customStyle="1" w:styleId="date">
-    <w:name w:val="date"/>
+  <w:style w:type="character" w:customStyle="1" w:styleId="Date1">
+    <w:name w:val="Date1"/>
     <w:basedOn w:val="DefaultParagraphFont"/>
     <w:rsid w:val="00AA415A"/>
   </w:style>
@@ -2379,6 +2775,11 @@
     <w:name w:val="apple-converted-space"/>
     <w:basedOn w:val="DefaultParagraphFont"/>
     <w:rsid w:val="00AA415A"/>
+  </w:style>
+  <w:style w:type="character" w:customStyle="1" w:styleId="date">
+    <w:name w:val="date"/>
+    <w:basedOn w:val="DefaultParagraphFont"/>
+    <w:rsid w:val="00C6728A"/>
   </w:style>
 </w:styles>
 </file>
